--- a/NLP/Assignment 1 EXAM.docx
+++ b/NLP/Assignment 1 EXAM.docx
@@ -27,7 +27,7 @@
     <w:p>
       <w:r>
         <w:pict w14:anchorId="5E23D9B7">
-          <v:rect id="_x0000_i1133" style="width:0;height:1.5pt" o:hralign="center" o:hrstd="t" o:hr="t" fillcolor="#a0a0a0" stroked="f"/>
+          <v:rect id="_x0000_i1025" style="width:0;height:1.5pt" o:hralign="center" o:hrstd="t" o:hr="t" fillcolor="#a0a0a0" stroked="f"/>
         </w:pict>
       </w:r>
     </w:p>
@@ -365,7 +365,7 @@
     <w:p>
       <w:r>
         <w:pict w14:anchorId="20642942">
-          <v:rect id="_x0000_i1134" style="width:0;height:1.5pt" o:hralign="center" o:hrstd="t" o:hr="t" fillcolor="#a0a0a0" stroked="f"/>
+          <v:rect id="_x0000_i1026" style="width:0;height:1.5pt" o:hralign="center" o:hrstd="t" o:hr="t" fillcolor="#a0a0a0" stroked="f"/>
         </w:pict>
       </w:r>
     </w:p>
@@ -452,7 +452,7 @@
     <w:p>
       <w:r>
         <w:pict w14:anchorId="3D8F9268">
-          <v:rect id="_x0000_i1135" style="width:0;height:1.5pt" o:hralign="center" o:hrstd="t" o:hr="t" fillcolor="#a0a0a0" stroked="f"/>
+          <v:rect id="_x0000_i1027" style="width:0;height:1.5pt" o:hralign="center" o:hrstd="t" o:hr="t" fillcolor="#a0a0a0" stroked="f"/>
         </w:pict>
       </w:r>
     </w:p>
@@ -588,7 +588,7 @@
     <w:p>
       <w:r>
         <w:pict w14:anchorId="47F079EB">
-          <v:rect id="_x0000_i1136" style="width:0;height:1.5pt" o:hralign="center" o:hrstd="t" o:hr="t" fillcolor="#a0a0a0" stroked="f"/>
+          <v:rect id="_x0000_i1028" style="width:0;height:1.5pt" o:hralign="center" o:hrstd="t" o:hr="t" fillcolor="#a0a0a0" stroked="f"/>
         </w:pict>
       </w:r>
     </w:p>
@@ -671,7 +671,7 @@
     <w:p>
       <w:r>
         <w:pict w14:anchorId="6F8219EA">
-          <v:rect id="_x0000_i1137" style="width:0;height:1.5pt" o:hralign="center" o:hrstd="t" o:hr="t" fillcolor="#a0a0a0" stroked="f"/>
+          <v:rect id="_x0000_i1029" style="width:0;height:1.5pt" o:hralign="center" o:hrstd="t" o:hr="t" fillcolor="#a0a0a0" stroked="f"/>
         </w:pict>
       </w:r>
     </w:p>
@@ -866,7 +866,7 @@
     <w:p>
       <w:r>
         <w:pict w14:anchorId="6D291546">
-          <v:rect id="_x0000_i1138" style="width:0;height:1.5pt" o:hralign="center" o:hrstd="t" o:hr="t" fillcolor="#a0a0a0" stroked="f"/>
+          <v:rect id="_x0000_i1030" style="width:0;height:1.5pt" o:hralign="center" o:hrstd="t" o:hr="t" fillcolor="#a0a0a0" stroked="f"/>
         </w:pict>
       </w:r>
     </w:p>
@@ -971,7 +971,7 @@
     <w:p>
       <w:r>
         <w:pict w14:anchorId="5C221497">
-          <v:rect id="_x0000_i1139" style="width:0;height:1.5pt" o:hralign="center" o:hrstd="t" o:hr="t" fillcolor="#a0a0a0" stroked="f"/>
+          <v:rect id="_x0000_i1031" style="width:0;height:1.5pt" o:hralign="center" o:hrstd="t" o:hr="t" fillcolor="#a0a0a0" stroked="f"/>
         </w:pict>
       </w:r>
     </w:p>
@@ -998,7 +998,7 @@
     <w:p>
       <w:r>
         <w:pict w14:anchorId="227CCFEE">
-          <v:rect id="_x0000_i1140" style="width:0;height:1.5pt" o:hralign="center" o:hrstd="t" o:hr="t" fillcolor="#a0a0a0" stroked="f"/>
+          <v:rect id="_x0000_i1032" style="width:0;height:1.5pt" o:hralign="center" o:hrstd="t" o:hr="t" fillcolor="#a0a0a0" stroked="f"/>
         </w:pict>
       </w:r>
     </w:p>
@@ -1232,7 +1232,7 @@
     <w:p>
       <w:r>
         <w:pict w14:anchorId="2941A698">
-          <v:rect id="_x0000_i1141" style="width:0;height:1.5pt" o:hralign="center" o:hrstd="t" o:hr="t" fillcolor="#a0a0a0" stroked="f"/>
+          <v:rect id="_x0000_i1033" style="width:0;height:1.5pt" o:hralign="center" o:hrstd="t" o:hr="t" fillcolor="#a0a0a0" stroked="f"/>
         </w:pict>
       </w:r>
     </w:p>
@@ -1349,7 +1349,7 @@
     <w:p>
       <w:r>
         <w:pict w14:anchorId="56A0D37C">
-          <v:rect id="_x0000_i1142" style="width:0;height:1.5pt" o:hralign="center" o:hrstd="t" o:hr="t" fillcolor="#a0a0a0" stroked="f"/>
+          <v:rect id="_x0000_i1034" style="width:0;height:1.5pt" o:hralign="center" o:hrstd="t" o:hr="t" fillcolor="#a0a0a0" stroked="f"/>
         </w:pict>
       </w:r>
     </w:p>
@@ -1548,7 +1548,7 @@
     <w:p>
       <w:r>
         <w:pict w14:anchorId="72DE13B6">
-          <v:rect id="_x0000_i1143" style="width:0;height:1.5pt" o:hralign="center" o:hrstd="t" o:hr="t" fillcolor="#a0a0a0" stroked="f"/>
+          <v:rect id="_x0000_i1035" style="width:0;height:1.5pt" o:hralign="center" o:hrstd="t" o:hr="t" fillcolor="#a0a0a0" stroked="f"/>
         </w:pict>
       </w:r>
     </w:p>
@@ -1783,7 +1783,7 @@
     <w:p>
       <w:r>
         <w:pict w14:anchorId="4CA71AE3">
-          <v:rect id="_x0000_i1144" style="width:0;height:1.5pt" o:hralign="center" o:hrstd="t" o:hr="t" fillcolor="#a0a0a0" stroked="f"/>
+          <v:rect id="_x0000_i1036" style="width:0;height:1.5pt" o:hralign="center" o:hrstd="t" o:hr="t" fillcolor="#a0a0a0" stroked="f"/>
         </w:pict>
       </w:r>
     </w:p>
@@ -1830,7 +1830,7 @@
     <w:p>
       <w:r>
         <w:pict w14:anchorId="41BF545A">
-          <v:rect id="_x0000_i1145" style="width:0;height:1.5pt" o:hralign="center" o:hrstd="t" o:hr="t" fillcolor="#a0a0a0" stroked="f"/>
+          <v:rect id="_x0000_i1037" style="width:0;height:1.5pt" o:hralign="center" o:hrstd="t" o:hr="t" fillcolor="#a0a0a0" stroked="f"/>
         </w:pict>
       </w:r>
     </w:p>
@@ -1862,7 +1862,7 @@
     <w:p>
       <w:r>
         <w:pict w14:anchorId="6413CB06">
-          <v:rect id="_x0000_i1146" style="width:0;height:1.5pt" o:hralign="center" o:hrstd="t" o:hr="t" fillcolor="#a0a0a0" stroked="f"/>
+          <v:rect id="_x0000_i1038" style="width:0;height:1.5pt" o:hralign="center" o:hrstd="t" o:hr="t" fillcolor="#a0a0a0" stroked="f"/>
         </w:pict>
       </w:r>
     </w:p>
@@ -2011,7 +2011,7 @@
     <w:p>
       <w:r>
         <w:pict w14:anchorId="66608636">
-          <v:rect id="_x0000_i1147" style="width:0;height:1.5pt" o:hralign="center" o:hrstd="t" o:hr="t" fillcolor="#a0a0a0" stroked="f"/>
+          <v:rect id="_x0000_i1039" style="width:0;height:1.5pt" o:hralign="center" o:hrstd="t" o:hr="t" fillcolor="#a0a0a0" stroked="f"/>
         </w:pict>
       </w:r>
     </w:p>
@@ -2069,7 +2069,7 @@
     <w:p>
       <w:r>
         <w:pict w14:anchorId="2009A813">
-          <v:rect id="_x0000_i1148" style="width:0;height:1.5pt" o:hralign="center" o:hrstd="t" o:hr="t" fillcolor="#a0a0a0" stroked="f"/>
+          <v:rect id="_x0000_i1040" style="width:0;height:1.5pt" o:hralign="center" o:hrstd="t" o:hr="t" fillcolor="#a0a0a0" stroked="f"/>
         </w:pict>
       </w:r>
     </w:p>
@@ -2126,7 +2126,7 @@
     <w:p>
       <w:r>
         <w:pict w14:anchorId="2D81AE4E">
-          <v:rect id="_x0000_i1149" style="width:0;height:1.5pt" o:hralign="center" o:hrstd="t" o:hr="t" fillcolor="#a0a0a0" stroked="f"/>
+          <v:rect id="_x0000_i1041" style="width:0;height:1.5pt" o:hralign="center" o:hrstd="t" o:hr="t" fillcolor="#a0a0a0" stroked="f"/>
         </w:pict>
       </w:r>
     </w:p>
@@ -2219,6 +2219,1946 @@
         <w:t>Each phase plays an important role in converting human language into structured, meaningful information that machines can understand.</w:t>
       </w:r>
     </w:p>
+    <w:p>
+      <w:r>
+        <w:t xml:space="preserve">Here are </w:t>
+      </w:r>
+      <w:r>
+        <w:rPr>
+          <w:b/>
+          <w:bCs/>
+        </w:rPr>
+        <w:t>expanded 5-mark answers (more lines + diagram)</w:t>
+      </w:r>
+      <w:r>
+        <w:t xml:space="preserve"> — still short, exam-ready.</w:t>
+      </w:r>
+    </w:p>
+    <w:p>
+      <w:r>
+        <w:pict w14:anchorId="70F97FC5">
+          <v:rect id="_x0000_i1182" style="width:0;height:1.5pt" o:hralign="center" o:hrstd="t" o:hr="t" fillcolor="#a0a0a0" stroked="f"/>
+        </w:pict>
+      </w:r>
+    </w:p>
+    <w:p>
+      <w:pPr>
+        <w:rPr>
+          <w:rFonts w:ascii="Times New Roman" w:hAnsi="Times New Roman" w:cs="Times New Roman"/>
+          <w:b/>
+          <w:bCs/>
+        </w:rPr>
+      </w:pPr>
+      <w:r>
+        <w:rPr>
+          <w:rFonts w:ascii="Times New Roman" w:hAnsi="Times New Roman" w:cs="Times New Roman"/>
+          <w:b/>
+          <w:bCs/>
+        </w:rPr>
+        <w:t>Q.1 Explain the concept of Regular Expressions. Also explain basic operators (union, concatenation, Kleene star) and illustrate with examples how they generate regular languages.</w:t>
+      </w:r>
+    </w:p>
+    <w:p>
+      <w:pPr>
+        <w:rPr>
+          <w:b/>
+          <w:bCs/>
+        </w:rPr>
+      </w:pPr>
+      <w:r>
+        <w:rPr>
+          <w:b/>
+          <w:bCs/>
+        </w:rPr>
+        <w:t>Definition</w:t>
+      </w:r>
+    </w:p>
+    <w:p>
+      <w:pPr>
+        <w:numPr>
+          <w:ilvl w:val="0"/>
+          <w:numId w:val="15"/>
+        </w:numPr>
+      </w:pPr>
+      <w:r>
+        <w:t>Regular Expression (RE) is a formal notation used to represent a set of strings.</w:t>
+      </w:r>
+    </w:p>
+    <w:p>
+      <w:pPr>
+        <w:numPr>
+          <w:ilvl w:val="0"/>
+          <w:numId w:val="15"/>
+        </w:numPr>
+      </w:pPr>
+      <w:r>
+        <w:t xml:space="preserve">It defines </w:t>
+      </w:r>
+      <w:r>
+        <w:rPr>
+          <w:b/>
+          <w:bCs/>
+        </w:rPr>
+        <w:t>regular languages</w:t>
+      </w:r>
+      <w:r>
+        <w:t xml:space="preserve"> accepted by finite automata.</w:t>
+      </w:r>
+    </w:p>
+    <w:p>
+      <w:pPr>
+        <w:numPr>
+          <w:ilvl w:val="0"/>
+          <w:numId w:val="15"/>
+        </w:numPr>
+      </w:pPr>
+      <w:r>
+        <w:t>Used in pattern matching, compilers, and text processing.</w:t>
+      </w:r>
+    </w:p>
+    <w:p>
+      <w:pPr>
+        <w:numPr>
+          <w:ilvl w:val="0"/>
+          <w:numId w:val="15"/>
+        </w:numPr>
+      </w:pPr>
+      <w:r>
+        <w:t>Built using symbols and operators.</w:t>
+      </w:r>
+    </w:p>
+    <w:p>
+      <w:pPr>
+        <w:rPr>
+          <w:b/>
+          <w:bCs/>
+        </w:rPr>
+      </w:pPr>
+      <w:r>
+        <w:rPr>
+          <w:b/>
+          <w:bCs/>
+        </w:rPr>
+        <w:t>Basic Operators</w:t>
+      </w:r>
+    </w:p>
+    <w:p>
+      <w:pPr>
+        <w:numPr>
+          <w:ilvl w:val="0"/>
+          <w:numId w:val="16"/>
+        </w:numPr>
+      </w:pPr>
+      <w:r>
+        <w:rPr>
+          <w:b/>
+          <w:bCs/>
+        </w:rPr>
+        <w:t xml:space="preserve">Union </w:t>
+      </w:r>
+      <w:proofErr w:type="gramStart"/>
+      <w:r>
+        <w:rPr>
+          <w:b/>
+          <w:bCs/>
+        </w:rPr>
+        <w:t>( |</w:t>
+      </w:r>
+      <w:proofErr w:type="gramEnd"/>
+      <w:r>
+        <w:rPr>
+          <w:b/>
+          <w:bCs/>
+        </w:rPr>
+        <w:t xml:space="preserve"> )</w:t>
+      </w:r>
+    </w:p>
+    <w:p>
+      <w:pPr>
+        <w:numPr>
+          <w:ilvl w:val="1"/>
+          <w:numId w:val="16"/>
+        </w:numPr>
+      </w:pPr>
+      <w:r>
+        <w:t>Represents choice between symbols.</w:t>
+      </w:r>
+    </w:p>
+    <w:p>
+      <w:pPr>
+        <w:numPr>
+          <w:ilvl w:val="1"/>
+          <w:numId w:val="16"/>
+        </w:numPr>
+      </w:pPr>
+      <w:r>
+        <w:t xml:space="preserve">Example: </w:t>
+      </w:r>
+      <w:proofErr w:type="spellStart"/>
+      <w:r>
+        <w:t>a|b</w:t>
+      </w:r>
+      <w:proofErr w:type="spellEnd"/>
+      <w:r>
+        <w:t xml:space="preserve"> → {a, b}</w:t>
+      </w:r>
+    </w:p>
+    <w:p>
+      <w:pPr>
+        <w:numPr>
+          <w:ilvl w:val="0"/>
+          <w:numId w:val="16"/>
+        </w:numPr>
+      </w:pPr>
+      <w:r>
+        <w:rPr>
+          <w:b/>
+          <w:bCs/>
+        </w:rPr>
+        <w:t>Concatenation</w:t>
+      </w:r>
+    </w:p>
+    <w:p>
+      <w:pPr>
+        <w:numPr>
+          <w:ilvl w:val="1"/>
+          <w:numId w:val="16"/>
+        </w:numPr>
+      </w:pPr>
+      <w:r>
+        <w:t>Combines two expressions.</w:t>
+      </w:r>
+    </w:p>
+    <w:p>
+      <w:pPr>
+        <w:numPr>
+          <w:ilvl w:val="1"/>
+          <w:numId w:val="16"/>
+        </w:numPr>
+      </w:pPr>
+      <w:r>
+        <w:t>Example: ab → {ab}</w:t>
+      </w:r>
+    </w:p>
+    <w:p>
+      <w:pPr>
+        <w:numPr>
+          <w:ilvl w:val="0"/>
+          <w:numId w:val="16"/>
+        </w:numPr>
+      </w:pPr>
+      <w:r>
+        <w:rPr>
+          <w:b/>
+          <w:bCs/>
+        </w:rPr>
+        <w:t xml:space="preserve">Kleene Star </w:t>
+      </w:r>
+      <w:proofErr w:type="gramStart"/>
+      <w:r>
+        <w:rPr>
+          <w:b/>
+          <w:bCs/>
+        </w:rPr>
+        <w:t>( *</w:t>
+      </w:r>
+      <w:proofErr w:type="gramEnd"/>
+      <w:r>
+        <w:rPr>
+          <w:b/>
+          <w:bCs/>
+        </w:rPr>
+        <w:t xml:space="preserve"> )</w:t>
+      </w:r>
+    </w:p>
+    <w:p>
+      <w:pPr>
+        <w:numPr>
+          <w:ilvl w:val="1"/>
+          <w:numId w:val="16"/>
+        </w:numPr>
+      </w:pPr>
+      <w:r>
+        <w:t>Repeats expression 0 or more times.</w:t>
+      </w:r>
+    </w:p>
+    <w:p>
+      <w:pPr>
+        <w:numPr>
+          <w:ilvl w:val="1"/>
+          <w:numId w:val="16"/>
+        </w:numPr>
+      </w:pPr>
+      <w:r>
+        <w:t xml:space="preserve">Example: a* → {ε, a, aa, </w:t>
+      </w:r>
+      <w:proofErr w:type="spellStart"/>
+      <w:r>
+        <w:t>aaa</w:t>
+      </w:r>
+      <w:proofErr w:type="spellEnd"/>
+      <w:r>
+        <w:t>…}</w:t>
+      </w:r>
+    </w:p>
+    <w:p>
+      <w:pPr>
+        <w:rPr>
+          <w:b/>
+          <w:bCs/>
+        </w:rPr>
+      </w:pPr>
+      <w:r>
+        <w:rPr>
+          <w:b/>
+          <w:bCs/>
+        </w:rPr>
+        <w:t>Example</w:t>
+      </w:r>
+    </w:p>
+    <w:p>
+      <w:pPr>
+        <w:numPr>
+          <w:ilvl w:val="0"/>
+          <w:numId w:val="17"/>
+        </w:numPr>
+      </w:pPr>
+      <w:r>
+        <w:t>(</w:t>
+      </w:r>
+      <w:proofErr w:type="spellStart"/>
+      <w:r>
+        <w:t>a|</w:t>
+      </w:r>
+      <w:proofErr w:type="gramStart"/>
+      <w:r>
+        <w:t>b</w:t>
+      </w:r>
+      <w:proofErr w:type="spellEnd"/>
+      <w:r>
+        <w:t>)*</w:t>
+      </w:r>
+      <w:proofErr w:type="gramEnd"/>
+      <w:r>
+        <w:t xml:space="preserve"> → all possible strings over {</w:t>
+      </w:r>
+      <w:proofErr w:type="spellStart"/>
+      <w:proofErr w:type="gramStart"/>
+      <w:r>
+        <w:t>a,b</w:t>
+      </w:r>
+      <w:proofErr w:type="spellEnd"/>
+      <w:proofErr w:type="gramEnd"/>
+      <w:r>
+        <w:t>}</w:t>
+      </w:r>
+    </w:p>
+    <w:p>
+      <w:pPr>
+        <w:numPr>
+          <w:ilvl w:val="0"/>
+          <w:numId w:val="17"/>
+        </w:numPr>
+      </w:pPr>
+      <w:r>
+        <w:t>a*b → strings ending with b</w:t>
+      </w:r>
+    </w:p>
+    <w:p>
+      <w:pPr>
+        <w:rPr>
+          <w:b/>
+          <w:bCs/>
+        </w:rPr>
+      </w:pPr>
+      <w:r>
+        <w:rPr>
+          <w:b/>
+          <w:bCs/>
+        </w:rPr>
+        <w:t>Key Points</w:t>
+      </w:r>
+    </w:p>
+    <w:p>
+      <w:pPr>
+        <w:numPr>
+          <w:ilvl w:val="0"/>
+          <w:numId w:val="18"/>
+        </w:numPr>
+      </w:pPr>
+      <w:r>
+        <w:t>RE is equivalent to finite automata</w:t>
+      </w:r>
+    </w:p>
+    <w:p>
+      <w:pPr>
+        <w:numPr>
+          <w:ilvl w:val="0"/>
+          <w:numId w:val="18"/>
+        </w:numPr>
+      </w:pPr>
+      <w:r>
+        <w:t>Used to generate and recognize patterns</w:t>
+      </w:r>
+    </w:p>
+    <w:p>
+      <w:pPr>
+        <w:numPr>
+          <w:ilvl w:val="0"/>
+          <w:numId w:val="18"/>
+        </w:numPr>
+      </w:pPr>
+      <w:r>
+        <w:lastRenderedPageBreak/>
+        <w:t>All RE form regular languages</w:t>
+      </w:r>
+    </w:p>
+    <w:p>
+      <w:r>
+        <w:pict w14:anchorId="2EA796F0">
+          <v:rect id="_x0000_i1183" style="width:0;height:1.5pt" o:hralign="center" o:hrstd="t" o:hr="t" fillcolor="#a0a0a0" stroked="f"/>
+        </w:pict>
+      </w:r>
+    </w:p>
+    <w:p>
+      <w:pPr>
+        <w:rPr>
+          <w:b/>
+          <w:bCs/>
+        </w:rPr>
+      </w:pPr>
+      <w:r>
+        <w:rPr>
+          <w:b/>
+          <w:bCs/>
+        </w:rPr>
+        <w:t>Diagram</w:t>
+      </w:r>
+    </w:p>
+    <w:p/>
+    <w:p/>
+    <w:p/>
+    <w:p>
+      <w:r>
+        <w:drawing>
+          <wp:inline distT="0" distB="0" distL="0" distR="0" wp14:anchorId="790070FC" wp14:editId="192DFB23">
+            <wp:extent cx="5494020" cy="3893820"/>
+            <wp:effectExtent l="0" t="0" r="0" b="0"/>
+            <wp:docPr id="1421746310" name="Picture 29" descr="Image"/>
+            <wp:cNvGraphicFramePr>
+              <a:graphicFrameLocks xmlns:a="http://schemas.openxmlformats.org/drawingml/2006/main" noChangeAspect="1"/>
+            </wp:cNvGraphicFramePr>
+            <a:graphic xmlns:a="http://schemas.openxmlformats.org/drawingml/2006/main">
+              <a:graphicData uri="http://schemas.openxmlformats.org/drawingml/2006/picture">
+                <pic:pic xmlns:pic="http://schemas.openxmlformats.org/drawingml/2006/picture">
+                  <pic:nvPicPr>
+                    <pic:cNvPr id="0" name="Picture 163" descr="Image"/>
+                    <pic:cNvPicPr>
+                      <a:picLocks noChangeAspect="1" noChangeArrowheads="1"/>
+                    </pic:cNvPicPr>
+                  </pic:nvPicPr>
+                  <pic:blipFill>
+                    <a:blip r:embed="rId5">
+                      <a:extLst>
+                        <a:ext uri="{28A0092B-C50C-407E-A947-70E740481C1C}">
+                          <a14:useLocalDpi xmlns:a14="http://schemas.microsoft.com/office/drawing/2010/main" val="0"/>
+                        </a:ext>
+                      </a:extLst>
+                    </a:blip>
+                    <a:srcRect/>
+                    <a:stretch>
+                      <a:fillRect/>
+                    </a:stretch>
+                  </pic:blipFill>
+                  <pic:spPr bwMode="auto">
+                    <a:xfrm>
+                      <a:off x="0" y="0"/>
+                      <a:ext cx="5494020" cy="3893820"/>
+                    </a:xfrm>
+                    <a:prstGeom prst="rect">
+                      <a:avLst/>
+                    </a:prstGeom>
+                    <a:noFill/>
+                    <a:ln>
+                      <a:noFill/>
+                    </a:ln>
+                  </pic:spPr>
+                </pic:pic>
+              </a:graphicData>
+            </a:graphic>
+          </wp:inline>
+        </w:drawing>
+      </w:r>
+    </w:p>
+    <w:p>
+      <w:r>
+        <w:pict w14:anchorId="20FB62F8">
+          <v:rect id="_x0000_i1188" style="width:0;height:1.5pt" o:hralign="center" o:hrstd="t" o:hr="t" fillcolor="#a0a0a0" stroked="f"/>
+        </w:pict>
+      </w:r>
+    </w:p>
+    <w:p>
+      <w:pPr>
+        <w:rPr>
+          <w:rFonts w:ascii="Times New Roman" w:hAnsi="Times New Roman" w:cs="Times New Roman"/>
+          <w:b/>
+          <w:bCs/>
+        </w:rPr>
+      </w:pPr>
+      <w:r>
+        <w:rPr>
+          <w:rFonts w:ascii="Times New Roman" w:hAnsi="Times New Roman" w:cs="Times New Roman"/>
+          <w:b/>
+          <w:bCs/>
+        </w:rPr>
+        <w:t>Q.2 Derive a Regular Expression for a given finite automaton.</w:t>
+      </w:r>
+      <w:r>
+        <w:rPr>
+          <w:rFonts w:ascii="Times New Roman" w:hAnsi="Times New Roman" w:cs="Times New Roman"/>
+          <w:b/>
+          <w:bCs/>
+        </w:rPr>
+        <w:br/>
+        <w:t>Explain the step-by-step process of converting a DFA/NFA into an equivalent regular expression with a suitable example.</w:t>
+      </w:r>
+    </w:p>
+    <w:p>
+      <w:pPr>
+        <w:rPr>
+          <w:b/>
+          <w:bCs/>
+        </w:rPr>
+      </w:pPr>
+      <w:r>
+        <w:rPr>
+          <w:b/>
+          <w:bCs/>
+        </w:rPr>
+        <w:t>Concept</w:t>
+      </w:r>
+    </w:p>
+    <w:p>
+      <w:pPr>
+        <w:numPr>
+          <w:ilvl w:val="0"/>
+          <w:numId w:val="19"/>
+        </w:numPr>
+      </w:pPr>
+      <w:r>
+        <w:t>DFA/NFA and Regular Expressions are equivalent.</w:t>
+      </w:r>
+    </w:p>
+    <w:p>
+      <w:pPr>
+        <w:numPr>
+          <w:ilvl w:val="0"/>
+          <w:numId w:val="19"/>
+        </w:numPr>
+      </w:pPr>
+      <w:r>
+        <w:t>Every automaton can be converted into RE.</w:t>
+      </w:r>
+    </w:p>
+    <w:p>
+      <w:pPr>
+        <w:rPr>
+          <w:b/>
+          <w:bCs/>
+        </w:rPr>
+      </w:pPr>
+      <w:r>
+        <w:rPr>
+          <w:b/>
+          <w:bCs/>
+        </w:rPr>
+        <w:t>Steps (State Elimination)</w:t>
+      </w:r>
+    </w:p>
+    <w:p>
+      <w:pPr>
+        <w:numPr>
+          <w:ilvl w:val="0"/>
+          <w:numId w:val="20"/>
+        </w:numPr>
+      </w:pPr>
+      <w:r>
+        <w:t>Draw DFA/NFA clearly</w:t>
+      </w:r>
+    </w:p>
+    <w:p>
+      <w:pPr>
+        <w:numPr>
+          <w:ilvl w:val="0"/>
+          <w:numId w:val="20"/>
+        </w:numPr>
+      </w:pPr>
+      <w:r>
+        <w:t>Add new start and final states (if needed)</w:t>
+      </w:r>
+    </w:p>
+    <w:p>
+      <w:pPr>
+        <w:numPr>
+          <w:ilvl w:val="0"/>
+          <w:numId w:val="20"/>
+        </w:numPr>
+      </w:pPr>
+      <w:r>
+        <w:lastRenderedPageBreak/>
+        <w:t>Remove intermediate states</w:t>
+      </w:r>
+    </w:p>
+    <w:p>
+      <w:pPr>
+        <w:numPr>
+          <w:ilvl w:val="0"/>
+          <w:numId w:val="20"/>
+        </w:numPr>
+      </w:pPr>
+      <w:r>
+        <w:t>Update transitions using formula</w:t>
+      </w:r>
+    </w:p>
+    <w:p>
+      <w:pPr>
+        <w:numPr>
+          <w:ilvl w:val="0"/>
+          <w:numId w:val="20"/>
+        </w:numPr>
+      </w:pPr>
+      <w:r>
+        <w:t xml:space="preserve">Continue until only </w:t>
+      </w:r>
+      <w:proofErr w:type="spellStart"/>
+      <w:r>
+        <w:t>start</w:t>
+      </w:r>
+      <w:proofErr w:type="spellEnd"/>
+      <w:r>
+        <w:t xml:space="preserve"> &amp; final remain</w:t>
+      </w:r>
+    </w:p>
+    <w:p>
+      <w:pPr>
+        <w:numPr>
+          <w:ilvl w:val="0"/>
+          <w:numId w:val="20"/>
+        </w:numPr>
+      </w:pPr>
+      <w:r>
+        <w:t>Final label = Regular Expression</w:t>
+      </w:r>
+    </w:p>
+    <w:p>
+      <w:pPr>
+        <w:rPr>
+          <w:b/>
+          <w:bCs/>
+        </w:rPr>
+      </w:pPr>
+      <w:r>
+        <w:rPr>
+          <w:b/>
+          <w:bCs/>
+        </w:rPr>
+        <w:t>Formula Used</w:t>
+      </w:r>
+    </w:p>
+    <w:p>
+      <w:pPr>
+        <w:numPr>
+          <w:ilvl w:val="0"/>
+          <w:numId w:val="21"/>
+        </w:numPr>
+      </w:pPr>
+      <w:r>
+        <w:t>R = R1(R</w:t>
+      </w:r>
+      <w:proofErr w:type="gramStart"/>
+      <w:r>
+        <w:t>2)*</w:t>
+      </w:r>
+      <w:proofErr w:type="gramEnd"/>
+      <w:r>
+        <w:t>R3 | R4</w:t>
+      </w:r>
+    </w:p>
+    <w:p>
+      <w:pPr>
+        <w:rPr>
+          <w:b/>
+          <w:bCs/>
+        </w:rPr>
+      </w:pPr>
+      <w:r>
+        <w:rPr>
+          <w:b/>
+          <w:bCs/>
+        </w:rPr>
+        <w:t>Example</w:t>
+      </w:r>
+    </w:p>
+    <w:p>
+      <w:pPr>
+        <w:numPr>
+          <w:ilvl w:val="0"/>
+          <w:numId w:val="22"/>
+        </w:numPr>
+      </w:pPr>
+      <w:r>
+        <w:t>Language: Strings ending with a</w:t>
+      </w:r>
+    </w:p>
+    <w:p>
+      <w:pPr>
+        <w:numPr>
+          <w:ilvl w:val="0"/>
+          <w:numId w:val="22"/>
+        </w:numPr>
+      </w:pPr>
+      <w:r>
+        <w:t>RE: (</w:t>
+      </w:r>
+      <w:proofErr w:type="spellStart"/>
+      <w:r>
+        <w:t>a|</w:t>
+      </w:r>
+      <w:proofErr w:type="gramStart"/>
+      <w:r>
+        <w:t>b</w:t>
+      </w:r>
+      <w:proofErr w:type="spellEnd"/>
+      <w:r>
+        <w:t>)*</w:t>
+      </w:r>
+      <w:proofErr w:type="gramEnd"/>
+      <w:r>
+        <w:t>a</w:t>
+      </w:r>
+    </w:p>
+    <w:p>
+      <w:pPr>
+        <w:rPr>
+          <w:b/>
+          <w:bCs/>
+        </w:rPr>
+      </w:pPr>
+      <w:r>
+        <w:rPr>
+          <w:b/>
+          <w:bCs/>
+        </w:rPr>
+        <w:t>Key Points</w:t>
+      </w:r>
+    </w:p>
+    <w:p>
+      <w:pPr>
+        <w:numPr>
+          <w:ilvl w:val="0"/>
+          <w:numId w:val="23"/>
+        </w:numPr>
+      </w:pPr>
+      <w:r>
+        <w:t>State elimination simplifies automaton</w:t>
+      </w:r>
+    </w:p>
+    <w:p>
+      <w:pPr>
+        <w:numPr>
+          <w:ilvl w:val="0"/>
+          <w:numId w:val="23"/>
+        </w:numPr>
+      </w:pPr>
+      <w:r>
+        <w:t>Combines paths using union and star</w:t>
+      </w:r>
+    </w:p>
+    <w:p>
+      <w:pPr>
+        <w:numPr>
+          <w:ilvl w:val="0"/>
+          <w:numId w:val="23"/>
+        </w:numPr>
+      </w:pPr>
+      <w:r>
+        <w:t>Final RE represents same language</w:t>
+      </w:r>
+    </w:p>
+    <w:p>
+      <w:r>
+        <w:pict w14:anchorId="67107B77">
+          <v:rect id="_x0000_i1189" style="width:0;height:1.5pt" o:hralign="center" o:hrstd="t" o:hr="t" fillcolor="#a0a0a0" stroked="f"/>
+        </w:pict>
+      </w:r>
+    </w:p>
+    <w:p>
+      <w:pPr>
+        <w:rPr>
+          <w:b/>
+          <w:bCs/>
+        </w:rPr>
+      </w:pPr>
+      <w:r>
+        <w:rPr>
+          <w:b/>
+          <w:bCs/>
+        </w:rPr>
+        <w:t>Diagram</w:t>
+      </w:r>
+    </w:p>
+    <w:p>
+      <w:r>
+        <mc:AlternateContent>
+          <mc:Choice Requires="wps">
+            <w:drawing>
+              <wp:inline distT="0" distB="0" distL="0" distR="0" wp14:anchorId="7E5D66FC" wp14:editId="6FE90A5C">
+                <wp:extent cx="304800" cy="304800"/>
+                <wp:effectExtent l="0" t="0" r="0" b="0"/>
+                <wp:docPr id="1759747625" name="Rectangle 28" descr="Image"/>
+                <wp:cNvGraphicFramePr>
+                  <a:graphicFrameLocks xmlns:a="http://schemas.openxmlformats.org/drawingml/2006/main" noChangeAspect="1"/>
+                </wp:cNvGraphicFramePr>
+                <a:graphic xmlns:a="http://schemas.openxmlformats.org/drawingml/2006/main">
+                  <a:graphicData uri="http://schemas.microsoft.com/office/word/2010/wordprocessingShape">
+                    <wps:wsp>
+                      <wps:cNvSpPr>
+                        <a:spLocks noChangeAspect="1" noChangeArrowheads="1"/>
+                      </wps:cNvSpPr>
+                      <wps:spPr bwMode="auto">
+                        <a:xfrm>
+                          <a:off x="0" y="0"/>
+                          <a:ext cx="304800" cy="304800"/>
+                        </a:xfrm>
+                        <a:prstGeom prst="rect">
+                          <a:avLst/>
+                        </a:prstGeom>
+                        <a:noFill/>
+                        <a:ln>
+                          <a:noFill/>
+                        </a:ln>
+                        <a:extLst>
+                          <a:ext uri="{909E8E84-426E-40DD-AFC4-6F175D3DCCD1}">
+                            <a14:hiddenFill xmlns:a14="http://schemas.microsoft.com/office/drawing/2010/main">
+                              <a:solidFill>
+                                <a:srgbClr val="FFFFFF"/>
+                              </a:solidFill>
+                            </a14:hiddenFill>
+                          </a:ext>
+                          <a:ext uri="{91240B29-F687-4F45-9708-019B960494DF}">
+                            <a14:hiddenLine xmlns:a14="http://schemas.microsoft.com/office/drawing/2010/main" w="9525">
+                              <a:solidFill>
+                                <a:srgbClr val="000000"/>
+                              </a:solidFill>
+                              <a:miter lim="800000"/>
+                              <a:headEnd/>
+                              <a:tailEnd/>
+                            </a14:hiddenLine>
+                          </a:ext>
+                        </a:extLst>
+                      </wps:spPr>
+                      <wps:bodyPr rot="0" vert="horz" wrap="square" lIns="91440" tIns="45720" rIns="91440" bIns="45720" anchor="t" anchorCtr="0" upright="1">
+                        <a:noAutofit/>
+                      </wps:bodyPr>
+                    </wps:wsp>
+                  </a:graphicData>
+                </a:graphic>
+              </wp:inline>
+            </w:drawing>
+          </mc:Choice>
+          <mc:Fallback>
+            <w:pict>
+              <v:rect w14:anchorId="64CDEEDD" id="Rectangle 28" o:spid="_x0000_s1026" alt="Image" style="width:24pt;height:24pt;visibility:visible;mso-wrap-style:square;mso-left-percent:-10001;mso-top-percent:-10001;mso-position-horizontal:absolute;mso-position-horizontal-relative:char;mso-position-vertical:absolute;mso-position-vertical-relative:line;mso-left-percent:-10001;mso-top-percent:-10001;v-text-anchor:top" o:gfxdata="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" filled="f" stroked="f">
+                <o:lock v:ext="edit" aspectratio="t"/>
+                <w10:anchorlock/>
+              </v:rect>
+            </w:pict>
+          </mc:Fallback>
+        </mc:AlternateContent>
+      </w:r>
+    </w:p>
+    <w:p/>
+    <w:p>
+      <w:r>
+        <w:drawing>
+          <wp:inline distT="0" distB="0" distL="0" distR="0" wp14:anchorId="47BFEC12" wp14:editId="5CA85F31">
+            <wp:extent cx="5731510" cy="2002155"/>
+            <wp:effectExtent l="0" t="0" r="2540" b="0"/>
+            <wp:docPr id="436336878" name="Picture 26" descr="Image"/>
+            <wp:cNvGraphicFramePr>
+              <a:graphicFrameLocks xmlns:a="http://schemas.openxmlformats.org/drawingml/2006/main" noChangeAspect="1"/>
+            </wp:cNvGraphicFramePr>
+            <a:graphic xmlns:a="http://schemas.openxmlformats.org/drawingml/2006/main">
+              <a:graphicData uri="http://schemas.openxmlformats.org/drawingml/2006/picture">
+                <pic:pic xmlns:pic="http://schemas.openxmlformats.org/drawingml/2006/picture">
+                  <pic:nvPicPr>
+                    <pic:cNvPr id="0" name="Picture 168" descr="Image"/>
+                    <pic:cNvPicPr>
+                      <a:picLocks noChangeAspect="1" noChangeArrowheads="1"/>
+                    </pic:cNvPicPr>
+                  </pic:nvPicPr>
+                  <pic:blipFill>
+                    <a:blip r:embed="rId6">
+                      <a:extLst>
+                        <a:ext uri="{28A0092B-C50C-407E-A947-70E740481C1C}">
+                          <a14:useLocalDpi xmlns:a14="http://schemas.microsoft.com/office/drawing/2010/main" val="0"/>
+                        </a:ext>
+                      </a:extLst>
+                    </a:blip>
+                    <a:srcRect/>
+                    <a:stretch>
+                      <a:fillRect/>
+                    </a:stretch>
+                  </pic:blipFill>
+                  <pic:spPr bwMode="auto">
+                    <a:xfrm>
+                      <a:off x="0" y="0"/>
+                      <a:ext cx="5731510" cy="2002155"/>
+                    </a:xfrm>
+                    <a:prstGeom prst="rect">
+                      <a:avLst/>
+                    </a:prstGeom>
+                    <a:noFill/>
+                    <a:ln>
+                      <a:noFill/>
+                    </a:ln>
+                  </pic:spPr>
+                </pic:pic>
+              </a:graphicData>
+            </a:graphic>
+          </wp:inline>
+        </w:drawing>
+      </w:r>
+    </w:p>
+    <w:p/>
+    <w:p>
+      <w:r>
+        <w:pict w14:anchorId="59B1E031">
+          <v:rect id="_x0000_i1194" style="width:0;height:1.5pt" o:hralign="center" o:hrstd="t" o:hr="t" fillcolor="#a0a0a0" stroked="f"/>
+        </w:pict>
+      </w:r>
+    </w:p>
+    <w:p>
+      <w:pPr>
+        <w:rPr>
+          <w:rFonts w:ascii="Times New Roman" w:hAnsi="Times New Roman" w:cs="Times New Roman"/>
+          <w:b/>
+          <w:bCs/>
+        </w:rPr>
+      </w:pPr>
+      <w:r>
+        <w:rPr>
+          <w:rFonts w:ascii="Times New Roman" w:hAnsi="Times New Roman" w:cs="Times New Roman"/>
+          <w:b/>
+          <w:bCs/>
+        </w:rPr>
+        <w:t>Q.3 Construct a Regular Expression for the language</w:t>
+      </w:r>
+      <w:r>
+        <w:rPr>
+          <w:rFonts w:ascii="Times New Roman" w:hAnsi="Times New Roman" w:cs="Times New Roman"/>
+          <w:b/>
+          <w:bCs/>
+        </w:rPr>
+        <w:br/>
+      </w:r>
+      <m:oMath>
+        <m:r>
+          <m:rPr>
+            <m:sty m:val="bi"/>
+          </m:rPr>
+          <w:rPr>
+            <w:rFonts w:ascii="Cambria Math" w:hAnsi="Cambria Math" w:cs="Times New Roman"/>
+          </w:rPr>
+          <m:t>L={w∈{a,b</m:t>
+        </m:r>
+        <m:sSup>
+          <m:sSupPr>
+            <m:ctrlPr>
+              <w:rPr>
+                <w:rFonts w:ascii="Cambria Math" w:hAnsi="Cambria Math" w:cs="Times New Roman"/>
+                <w:b/>
+                <w:bCs/>
+              </w:rPr>
+            </m:ctrlPr>
+          </m:sSupPr>
+          <m:e>
+            <m:r>
+              <m:rPr>
+                <m:sty m:val="bi"/>
+              </m:rPr>
+              <w:rPr>
+                <w:rFonts w:ascii="Cambria Math" w:hAnsi="Cambria Math" w:cs="Times New Roman"/>
+              </w:rPr>
+              <m:t>}</m:t>
+            </m:r>
+          </m:e>
+          <m:sup>
+            <m:r>
+              <m:rPr>
+                <m:sty m:val="bi"/>
+              </m:rPr>
+              <w:rPr>
+                <w:rFonts w:ascii="Cambria Math" w:hAnsi="Cambria Math" w:cs="Times New Roman"/>
+              </w:rPr>
+              <m:t>*</m:t>
+            </m:r>
+          </m:sup>
+        </m:sSup>
+        <m:r>
+          <m:rPr>
+            <m:sty m:val="bi"/>
+          </m:rPr>
+          <w:rPr>
+            <w:rFonts w:ascii="Cambria Math" w:hAnsi="Cambria Math" w:cs="Times New Roman"/>
+          </w:rPr>
+          <m:t>∣w</m:t>
+        </m:r>
+        <m:r>
+          <m:rPr>
+            <m:nor/>
+          </m:rPr>
+          <w:rPr>
+            <w:rFonts w:ascii="Times New Roman" w:hAnsi="Times New Roman" w:cs="Times New Roman"/>
+            <w:b/>
+            <w:bCs/>
+          </w:rPr>
+          <m:t xml:space="preserve"> ends with </m:t>
+        </m:r>
+        <m:r>
+          <m:rPr>
+            <m:sty m:val="bi"/>
+          </m:rPr>
+          <w:rPr>
+            <w:rFonts w:ascii="Cambria Math" w:hAnsi="Cambria Math" w:cs="Times New Roman"/>
+          </w:rPr>
+          <m:t>abb}</m:t>
+        </m:r>
+      </m:oMath>
+      <w:r>
+        <w:rPr>
+          <w:rFonts w:ascii="Times New Roman" w:hAnsi="Times New Roman" w:cs="Times New Roman"/>
+          <w:b/>
+          <w:bCs/>
+        </w:rPr>
+        <w:t>.</w:t>
+      </w:r>
+      <w:r>
+        <w:rPr>
+          <w:rFonts w:ascii="Times New Roman" w:hAnsi="Times New Roman" w:cs="Times New Roman"/>
+          <w:b/>
+          <w:bCs/>
+        </w:rPr>
+        <w:br/>
+        <w:t>Also, design a finite automaton for the same and verify correctness.</w:t>
+      </w:r>
+    </w:p>
+    <w:p>
+      <w:pPr>
+        <w:rPr>
+          <w:b/>
+          <w:bCs/>
+        </w:rPr>
+      </w:pPr>
+      <w:r>
+        <w:rPr>
+          <w:b/>
+          <w:bCs/>
+        </w:rPr>
+        <w:lastRenderedPageBreak/>
+        <w:t>Regular Expression</w:t>
+      </w:r>
+    </w:p>
+    <w:p>
+      <w:pPr>
+        <w:numPr>
+          <w:ilvl w:val="0"/>
+          <w:numId w:val="24"/>
+        </w:numPr>
+      </w:pPr>
+      <w:r>
+        <w:t>(</w:t>
+      </w:r>
+      <w:proofErr w:type="spellStart"/>
+      <w:r>
+        <w:t>a|</w:t>
+      </w:r>
+      <w:proofErr w:type="gramStart"/>
+      <w:r>
+        <w:t>b</w:t>
+      </w:r>
+      <w:proofErr w:type="spellEnd"/>
+      <w:r>
+        <w:t>)*</w:t>
+      </w:r>
+      <w:proofErr w:type="gramEnd"/>
+      <w:r>
+        <w:t>abb</w:t>
+      </w:r>
+    </w:p>
+    <w:p>
+      <w:pPr>
+        <w:rPr>
+          <w:b/>
+          <w:bCs/>
+        </w:rPr>
+      </w:pPr>
+      <w:r>
+        <w:rPr>
+          <w:b/>
+          <w:bCs/>
+        </w:rPr>
+        <w:t>Explanation</w:t>
+      </w:r>
+    </w:p>
+    <w:p>
+      <w:pPr>
+        <w:numPr>
+          <w:ilvl w:val="0"/>
+          <w:numId w:val="25"/>
+        </w:numPr>
+      </w:pPr>
+      <w:r>
+        <w:t>(</w:t>
+      </w:r>
+      <w:proofErr w:type="spellStart"/>
+      <w:r>
+        <w:t>a|</w:t>
+      </w:r>
+      <w:proofErr w:type="gramStart"/>
+      <w:r>
+        <w:t>b</w:t>
+      </w:r>
+      <w:proofErr w:type="spellEnd"/>
+      <w:r>
+        <w:t>)*</w:t>
+      </w:r>
+      <w:proofErr w:type="gramEnd"/>
+      <w:r>
+        <w:t xml:space="preserve"> → any string</w:t>
+      </w:r>
+    </w:p>
+    <w:p>
+      <w:pPr>
+        <w:numPr>
+          <w:ilvl w:val="0"/>
+          <w:numId w:val="25"/>
+        </w:numPr>
+      </w:pPr>
+      <w:r>
+        <w:t>abb → fixed ending</w:t>
+      </w:r>
+    </w:p>
+    <w:p>
+      <w:pPr>
+        <w:numPr>
+          <w:ilvl w:val="0"/>
+          <w:numId w:val="25"/>
+        </w:numPr>
+      </w:pPr>
+      <w:r>
+        <w:t>Ensures last three characters are “abb”</w:t>
+      </w:r>
+    </w:p>
+    <w:p>
+      <w:pPr>
+        <w:rPr>
+          <w:b/>
+          <w:bCs/>
+        </w:rPr>
+      </w:pPr>
+      <w:r>
+        <w:rPr>
+          <w:b/>
+          <w:bCs/>
+        </w:rPr>
+        <w:t>DFA States</w:t>
+      </w:r>
+    </w:p>
+    <w:p>
+      <w:pPr>
+        <w:numPr>
+          <w:ilvl w:val="0"/>
+          <w:numId w:val="26"/>
+        </w:numPr>
+      </w:pPr>
+      <w:r>
+        <w:t>q0 → start</w:t>
+      </w:r>
+    </w:p>
+    <w:p>
+      <w:pPr>
+        <w:numPr>
+          <w:ilvl w:val="0"/>
+          <w:numId w:val="26"/>
+        </w:numPr>
+      </w:pPr>
+      <w:r>
+        <w:t>q1 → ‘a’ matched</w:t>
+      </w:r>
+    </w:p>
+    <w:p>
+      <w:pPr>
+        <w:numPr>
+          <w:ilvl w:val="0"/>
+          <w:numId w:val="26"/>
+        </w:numPr>
+      </w:pPr>
+      <w:r>
+        <w:t>q2 → ‘ab’ matched</w:t>
+      </w:r>
+    </w:p>
+    <w:p>
+      <w:pPr>
+        <w:numPr>
+          <w:ilvl w:val="0"/>
+          <w:numId w:val="26"/>
+        </w:numPr>
+      </w:pPr>
+      <w:r>
+        <w:t>q3 → ‘abb’ matched (final)</w:t>
+      </w:r>
+    </w:p>
+    <w:p>
+      <w:pPr>
+        <w:rPr>
+          <w:b/>
+          <w:bCs/>
+        </w:rPr>
+      </w:pPr>
+      <w:r>
+        <w:rPr>
+          <w:b/>
+          <w:bCs/>
+        </w:rPr>
+        <w:t>Transition Logic</w:t>
+      </w:r>
+    </w:p>
+    <w:p>
+      <w:pPr>
+        <w:numPr>
+          <w:ilvl w:val="0"/>
+          <w:numId w:val="27"/>
+        </w:numPr>
+      </w:pPr>
+      <w:r>
+        <w:t>Moves step-by-step matching suffix</w:t>
+      </w:r>
+    </w:p>
+    <w:p>
+      <w:pPr>
+        <w:numPr>
+          <w:ilvl w:val="0"/>
+          <w:numId w:val="27"/>
+        </w:numPr>
+      </w:pPr>
+      <w:r>
+        <w:t>Resets if pattern breaks</w:t>
+      </w:r>
+    </w:p>
+    <w:p>
+      <w:r>
+        <w:pict w14:anchorId="17F2ADBE">
+          <v:rect id="_x0000_i1195" style="width:0;height:1.5pt" o:hralign="center" o:hrstd="t" o:hr="t" fillcolor="#a0a0a0" stroked="f"/>
+        </w:pict>
+      </w:r>
+    </w:p>
+    <w:p>
+      <w:pPr>
+        <w:rPr>
+          <w:b/>
+          <w:bCs/>
+        </w:rPr>
+      </w:pPr>
+      <w:r>
+        <w:rPr>
+          <w:b/>
+          <w:bCs/>
+        </w:rPr>
+        <w:t>DFA Diagram</w:t>
+      </w:r>
+    </w:p>
+    <w:p>
+      <w:r>
+        <w:drawing>
+          <wp:inline distT="0" distB="0" distL="0" distR="0" wp14:anchorId="540001C0" wp14:editId="678347DD">
+            <wp:extent cx="5731510" cy="2846705"/>
+            <wp:effectExtent l="0" t="0" r="2540" b="0"/>
+            <wp:docPr id="761870428" name="Picture 24" descr="Image"/>
+            <wp:cNvGraphicFramePr>
+              <a:graphicFrameLocks xmlns:a="http://schemas.openxmlformats.org/drawingml/2006/main" noChangeAspect="1"/>
+            </wp:cNvGraphicFramePr>
+            <a:graphic xmlns:a="http://schemas.openxmlformats.org/drawingml/2006/main">
+              <a:graphicData uri="http://schemas.openxmlformats.org/drawingml/2006/picture">
+                <pic:pic xmlns:pic="http://schemas.openxmlformats.org/drawingml/2006/picture">
+                  <pic:nvPicPr>
+                    <pic:cNvPr id="0" name="Picture 172" descr="Image"/>
+                    <pic:cNvPicPr>
+                      <a:picLocks noChangeAspect="1" noChangeArrowheads="1"/>
+                    </pic:cNvPicPr>
+                  </pic:nvPicPr>
+                  <pic:blipFill>
+                    <a:blip r:embed="rId7">
+                      <a:extLst>
+                        <a:ext uri="{28A0092B-C50C-407E-A947-70E740481C1C}">
+                          <a14:useLocalDpi xmlns:a14="http://schemas.microsoft.com/office/drawing/2010/main" val="0"/>
+                        </a:ext>
+                      </a:extLst>
+                    </a:blip>
+                    <a:srcRect/>
+                    <a:stretch>
+                      <a:fillRect/>
+                    </a:stretch>
+                  </pic:blipFill>
+                  <pic:spPr bwMode="auto">
+                    <a:xfrm>
+                      <a:off x="0" y="0"/>
+                      <a:ext cx="5731510" cy="2846705"/>
+                    </a:xfrm>
+                    <a:prstGeom prst="rect">
+                      <a:avLst/>
+                    </a:prstGeom>
+                    <a:noFill/>
+                    <a:ln>
+                      <a:noFill/>
+                    </a:ln>
+                  </pic:spPr>
+                </pic:pic>
+              </a:graphicData>
+            </a:graphic>
+          </wp:inline>
+        </w:drawing>
+      </w:r>
+    </w:p>
+    <w:p>
+      <w:r>
+        <w:pict w14:anchorId="5B253BBF">
+          <v:rect id="_x0000_i1200" style="width:0;height:1.5pt" o:hralign="center" o:hrstd="t" o:hr="t" fillcolor="#a0a0a0" stroked="f"/>
+        </w:pict>
+      </w:r>
+    </w:p>
+    <w:p>
+      <w:pPr>
+        <w:rPr>
+          <w:b/>
+          <w:bCs/>
+        </w:rPr>
+      </w:pPr>
+      <w:r>
+        <w:rPr>
+          <w:b/>
+          <w:bCs/>
+        </w:rPr>
+        <w:t>Verification</w:t>
+      </w:r>
+    </w:p>
+    <w:p>
+      <w:pPr>
+        <w:numPr>
+          <w:ilvl w:val="0"/>
+          <w:numId w:val="28"/>
+        </w:numPr>
+      </w:pPr>
+      <w:r>
+        <w:lastRenderedPageBreak/>
+        <w:t>abb → Accepted</w:t>
+      </w:r>
+    </w:p>
+    <w:p>
+      <w:pPr>
+        <w:numPr>
+          <w:ilvl w:val="0"/>
+          <w:numId w:val="28"/>
+        </w:numPr>
+      </w:pPr>
+      <w:proofErr w:type="spellStart"/>
+      <w:r>
+        <w:t>aabb</w:t>
+      </w:r>
+      <w:proofErr w:type="spellEnd"/>
+      <w:r>
+        <w:t xml:space="preserve"> → Accepted</w:t>
+      </w:r>
+    </w:p>
+    <w:p>
+      <w:pPr>
+        <w:numPr>
+          <w:ilvl w:val="0"/>
+          <w:numId w:val="28"/>
+        </w:numPr>
+      </w:pPr>
+      <w:proofErr w:type="spellStart"/>
+      <w:r>
+        <w:t>babb</w:t>
+      </w:r>
+      <w:proofErr w:type="spellEnd"/>
+      <w:r>
+        <w:t xml:space="preserve"> → Accepted</w:t>
+      </w:r>
+    </w:p>
+    <w:p>
+      <w:pPr>
+        <w:numPr>
+          <w:ilvl w:val="0"/>
+          <w:numId w:val="28"/>
+        </w:numPr>
+      </w:pPr>
+      <w:r>
+        <w:t>aba → Rejected</w:t>
+      </w:r>
+    </w:p>
+    <w:p>
+      <w:pPr>
+        <w:numPr>
+          <w:ilvl w:val="0"/>
+          <w:numId w:val="28"/>
+        </w:numPr>
+      </w:pPr>
+      <w:proofErr w:type="spellStart"/>
+      <w:r>
+        <w:t>abbb</w:t>
+      </w:r>
+      <w:proofErr w:type="spellEnd"/>
+      <w:r>
+        <w:t xml:space="preserve"> → Rejected</w:t>
+      </w:r>
+    </w:p>
+    <w:p>
+      <w:pPr>
+        <w:rPr>
+          <w:b/>
+          <w:bCs/>
+        </w:rPr>
+      </w:pPr>
+      <w:r>
+        <w:rPr>
+          <w:b/>
+          <w:bCs/>
+        </w:rPr>
+        <w:t>Key Points</w:t>
+      </w:r>
+    </w:p>
+    <w:p>
+      <w:pPr>
+        <w:numPr>
+          <w:ilvl w:val="0"/>
+          <w:numId w:val="29"/>
+        </w:numPr>
+      </w:pPr>
+      <w:r>
+        <w:t>Final state ensures correct suffix</w:t>
+      </w:r>
+    </w:p>
+    <w:p>
+      <w:pPr>
+        <w:numPr>
+          <w:ilvl w:val="0"/>
+          <w:numId w:val="29"/>
+        </w:numPr>
+      </w:pPr>
+      <w:r>
+        <w:t>DFA checks last 3 characters</w:t>
+      </w:r>
+    </w:p>
+    <w:p>
+      <w:pPr>
+        <w:numPr>
+          <w:ilvl w:val="0"/>
+          <w:numId w:val="29"/>
+        </w:numPr>
+      </w:pPr>
+      <w:r>
+        <w:t>Matches RE exactly</w:t>
+      </w:r>
+    </w:p>
+    <w:p>
+      <w:r>
+        <w:pict w14:anchorId="3E71FB2F">
+          <v:rect id="_x0000_i1201" style="width:0;height:1.5pt" o:hralign="center" o:hrstd="t" o:hr="t" fillcolor="#a0a0a0" stroked="f"/>
+        </w:pict>
+      </w:r>
+    </w:p>
+    <w:p>
+      <w:pPr>
+        <w:rPr>
+          <w:rFonts w:ascii="Times New Roman" w:hAnsi="Times New Roman" w:cs="Times New Roman"/>
+          <w:b/>
+          <w:bCs/>
+        </w:rPr>
+      </w:pPr>
+      <w:r>
+        <w:rPr>
+          <w:rFonts w:ascii="Times New Roman" w:hAnsi="Times New Roman" w:cs="Times New Roman"/>
+          <w:b/>
+          <w:bCs/>
+        </w:rPr>
+        <w:t>Q.4 Explain the role of Regular Expressions in NLP.</w:t>
+      </w:r>
+      <w:r>
+        <w:rPr>
+          <w:rFonts w:ascii="Times New Roman" w:hAnsi="Times New Roman" w:cs="Times New Roman"/>
+          <w:b/>
+          <w:bCs/>
+        </w:rPr>
+        <w:br/>
+        <w:t>Discuss how they are used in text preprocessing tasks such as tokenization, normalization, and pattern matching with examples.</w:t>
+      </w:r>
+    </w:p>
+    <w:p>
+      <w:pPr>
+        <w:rPr>
+          <w:b/>
+          <w:bCs/>
+        </w:rPr>
+      </w:pPr>
+      <w:r>
+        <w:rPr>
+          <w:b/>
+          <w:bCs/>
+        </w:rPr>
+        <w:t>Concept</w:t>
+      </w:r>
+    </w:p>
+    <w:p>
+      <w:pPr>
+        <w:numPr>
+          <w:ilvl w:val="0"/>
+          <w:numId w:val="30"/>
+        </w:numPr>
+      </w:pPr>
+      <w:r>
+        <w:t xml:space="preserve">Regular Expressions are used in NLP for </w:t>
+      </w:r>
+      <w:r>
+        <w:rPr>
+          <w:b/>
+          <w:bCs/>
+        </w:rPr>
+        <w:t>text preprocessing and pattern extraction</w:t>
+      </w:r>
+      <w:r>
+        <w:t>.</w:t>
+      </w:r>
+    </w:p>
+    <w:p>
+      <w:pPr>
+        <w:numPr>
+          <w:ilvl w:val="0"/>
+          <w:numId w:val="30"/>
+        </w:numPr>
+      </w:pPr>
+      <w:r>
+        <w:t>Helps clean and prepare text data before analysis.</w:t>
+      </w:r>
+    </w:p>
+    <w:p>
+      <w:pPr>
+        <w:rPr>
+          <w:b/>
+          <w:bCs/>
+        </w:rPr>
+      </w:pPr>
+      <w:r>
+        <w:rPr>
+          <w:b/>
+          <w:bCs/>
+        </w:rPr>
+        <w:t>Uses</w:t>
+      </w:r>
+    </w:p>
+    <w:p>
+      <w:pPr>
+        <w:numPr>
+          <w:ilvl w:val="0"/>
+          <w:numId w:val="31"/>
+        </w:numPr>
+      </w:pPr>
+      <w:r>
+        <w:rPr>
+          <w:b/>
+          <w:bCs/>
+        </w:rPr>
+        <w:t>Tokenization</w:t>
+      </w:r>
+    </w:p>
+    <w:p>
+      <w:pPr>
+        <w:numPr>
+          <w:ilvl w:val="1"/>
+          <w:numId w:val="31"/>
+        </w:numPr>
+      </w:pPr>
+      <w:r>
+        <w:t>Splits text into words/sentences</w:t>
+      </w:r>
+    </w:p>
+    <w:p>
+      <w:pPr>
+        <w:numPr>
+          <w:ilvl w:val="1"/>
+          <w:numId w:val="31"/>
+        </w:numPr>
+      </w:pPr>
+      <w:r>
+        <w:t>Example: [A-Za-</w:t>
+      </w:r>
+      <w:proofErr w:type="gramStart"/>
+      <w:r>
+        <w:t>z]+</w:t>
+      </w:r>
+      <w:proofErr w:type="gramEnd"/>
+    </w:p>
+    <w:p>
+      <w:pPr>
+        <w:numPr>
+          <w:ilvl w:val="0"/>
+          <w:numId w:val="31"/>
+        </w:numPr>
+      </w:pPr>
+      <w:r>
+        <w:rPr>
+          <w:b/>
+          <w:bCs/>
+        </w:rPr>
+        <w:t>Normalization</w:t>
+      </w:r>
+    </w:p>
+    <w:p>
+      <w:pPr>
+        <w:numPr>
+          <w:ilvl w:val="1"/>
+          <w:numId w:val="31"/>
+        </w:numPr>
+      </w:pPr>
+      <w:r>
+        <w:t>Removes extra spaces, punctuation</w:t>
+      </w:r>
+    </w:p>
+    <w:p>
+      <w:pPr>
+        <w:numPr>
+          <w:ilvl w:val="1"/>
+          <w:numId w:val="31"/>
+        </w:numPr>
+      </w:pPr>
+      <w:r>
+        <w:t>Converts text into standard form</w:t>
+      </w:r>
+    </w:p>
+    <w:p>
+      <w:pPr>
+        <w:numPr>
+          <w:ilvl w:val="0"/>
+          <w:numId w:val="31"/>
+        </w:numPr>
+      </w:pPr>
+      <w:r>
+        <w:rPr>
+          <w:b/>
+          <w:bCs/>
+        </w:rPr>
+        <w:t>Pattern Matching</w:t>
+      </w:r>
+    </w:p>
+    <w:p>
+      <w:pPr>
+        <w:numPr>
+          <w:ilvl w:val="1"/>
+          <w:numId w:val="31"/>
+        </w:numPr>
+      </w:pPr>
+      <w:r>
+        <w:t>Finds emails, numbers, dates</w:t>
+      </w:r>
+    </w:p>
+    <w:p>
+      <w:pPr>
+        <w:numPr>
+          <w:ilvl w:val="1"/>
+          <w:numId w:val="31"/>
+        </w:numPr>
+      </w:pPr>
+      <w:r>
+        <w:t>Example: \w+@\w+\.\w+</w:t>
+      </w:r>
+    </w:p>
+    <w:p>
+      <w:pPr>
+        <w:numPr>
+          <w:ilvl w:val="0"/>
+          <w:numId w:val="31"/>
+        </w:numPr>
+      </w:pPr>
+      <w:r>
+        <w:rPr>
+          <w:b/>
+          <w:bCs/>
+        </w:rPr>
+        <w:t>Data Cleaning</w:t>
+      </w:r>
+    </w:p>
+    <w:p>
+      <w:pPr>
+        <w:numPr>
+          <w:ilvl w:val="1"/>
+          <w:numId w:val="31"/>
+        </w:numPr>
+      </w:pPr>
+      <w:r>
+        <w:t>Removes unwanted characters</w:t>
+      </w:r>
+    </w:p>
+    <w:p>
+      <w:pPr>
+        <w:numPr>
+          <w:ilvl w:val="1"/>
+          <w:numId w:val="31"/>
+        </w:numPr>
+      </w:pPr>
+      <w:r>
+        <w:lastRenderedPageBreak/>
+        <w:t>Filters noise</w:t>
+      </w:r>
+    </w:p>
+    <w:p>
+      <w:pPr>
+        <w:numPr>
+          <w:ilvl w:val="0"/>
+          <w:numId w:val="31"/>
+        </w:numPr>
+      </w:pPr>
+      <w:r>
+        <w:rPr>
+          <w:b/>
+          <w:bCs/>
+        </w:rPr>
+        <w:t>Information Extraction</w:t>
+      </w:r>
+    </w:p>
+    <w:p>
+      <w:pPr>
+        <w:numPr>
+          <w:ilvl w:val="1"/>
+          <w:numId w:val="31"/>
+        </w:numPr>
+      </w:pPr>
+      <w:r>
+        <w:t>Extracts useful data from text</w:t>
+      </w:r>
+    </w:p>
+    <w:p>
+      <w:pPr>
+        <w:rPr>
+          <w:b/>
+          <w:bCs/>
+        </w:rPr>
+      </w:pPr>
+      <w:r>
+        <w:rPr>
+          <w:b/>
+          <w:bCs/>
+        </w:rPr>
+        <w:t>Examples</w:t>
+      </w:r>
+    </w:p>
+    <w:p>
+      <w:pPr>
+        <w:numPr>
+          <w:ilvl w:val="0"/>
+          <w:numId w:val="32"/>
+        </w:numPr>
+      </w:pPr>
+      <w:r>
+        <w:t>"Hello!!!" → "Hello"</w:t>
+      </w:r>
+    </w:p>
+    <w:p>
+      <w:pPr>
+        <w:numPr>
+          <w:ilvl w:val="0"/>
+          <w:numId w:val="32"/>
+        </w:numPr>
+      </w:pPr>
+      <w:r>
+        <w:t>"This is NLP" → "This is NLP"</w:t>
+      </w:r>
+    </w:p>
+    <w:p>
+      <w:pPr>
+        <w:rPr>
+          <w:b/>
+          <w:bCs/>
+        </w:rPr>
+      </w:pPr>
+      <w:r>
+        <w:rPr>
+          <w:b/>
+          <w:bCs/>
+        </w:rPr>
+        <w:t>Key Points</w:t>
+      </w:r>
+    </w:p>
+    <w:p>
+      <w:pPr>
+        <w:numPr>
+          <w:ilvl w:val="0"/>
+          <w:numId w:val="33"/>
+        </w:numPr>
+      </w:pPr>
+      <w:r>
+        <w:t>Improves data quality</w:t>
+      </w:r>
+    </w:p>
+    <w:p>
+      <w:pPr>
+        <w:numPr>
+          <w:ilvl w:val="0"/>
+          <w:numId w:val="33"/>
+        </w:numPr>
+      </w:pPr>
+      <w:r>
+        <w:t>Used before ML models</w:t>
+      </w:r>
+    </w:p>
+    <w:p>
+      <w:pPr>
+        <w:numPr>
+          <w:ilvl w:val="0"/>
+          <w:numId w:val="33"/>
+        </w:numPr>
+      </w:pPr>
+      <w:r>
+        <w:t>Fast and efficient</w:t>
+      </w:r>
+    </w:p>
+    <w:p>
+      <w:r>
+        <w:pict w14:anchorId="35BE0A06">
+          <v:rect id="_x0000_i1202" style="width:0;height:1.5pt" o:hralign="center" o:hrstd="t" o:hr="t" fillcolor="#a0a0a0" stroked="f"/>
+        </w:pict>
+      </w:r>
+    </w:p>
+    <w:p>
+      <w:pPr>
+        <w:rPr>
+          <w:b/>
+          <w:bCs/>
+        </w:rPr>
+      </w:pPr>
+      <w:r>
+        <w:rPr>
+          <w:b/>
+          <w:bCs/>
+        </w:rPr>
+        <w:t>Diagram</w:t>
+      </w:r>
+    </w:p>
+    <w:p>
+      <w:r>
+        <w:drawing>
+          <wp:inline distT="0" distB="0" distL="0" distR="0" wp14:anchorId="56935AC0" wp14:editId="334C23BA">
+            <wp:extent cx="5731510" cy="2135505"/>
+            <wp:effectExtent l="0" t="0" r="0" b="0"/>
+            <wp:docPr id="48072702" name="Picture 20" descr="Image"/>
+            <wp:cNvGraphicFramePr>
+              <a:graphicFrameLocks xmlns:a="http://schemas.openxmlformats.org/drawingml/2006/main" noChangeAspect="1"/>
+            </wp:cNvGraphicFramePr>
+            <a:graphic xmlns:a="http://schemas.openxmlformats.org/drawingml/2006/main">
+              <a:graphicData uri="http://schemas.openxmlformats.org/drawingml/2006/picture">
+                <pic:pic xmlns:pic="http://schemas.openxmlformats.org/drawingml/2006/picture">
+                  <pic:nvPicPr>
+                    <pic:cNvPr id="0" name="Picture 179" descr="Image"/>
+                    <pic:cNvPicPr>
+                      <a:picLocks noChangeAspect="1" noChangeArrowheads="1"/>
+                    </pic:cNvPicPr>
+                  </pic:nvPicPr>
+                  <pic:blipFill>
+                    <a:blip r:embed="rId8" cstate="print">
+                      <a:extLst>
+                        <a:ext uri="{28A0092B-C50C-407E-A947-70E740481C1C}">
+                          <a14:useLocalDpi xmlns:a14="http://schemas.microsoft.com/office/drawing/2010/main" val="0"/>
+                        </a:ext>
+                      </a:extLst>
+                    </a:blip>
+                    <a:srcRect/>
+                    <a:stretch>
+                      <a:fillRect/>
+                    </a:stretch>
+                  </pic:blipFill>
+                  <pic:spPr bwMode="auto">
+                    <a:xfrm>
+                      <a:off x="0" y="0"/>
+                      <a:ext cx="5731510" cy="2135505"/>
+                    </a:xfrm>
+                    <a:prstGeom prst="rect">
+                      <a:avLst/>
+                    </a:prstGeom>
+                    <a:noFill/>
+                    <a:ln>
+                      <a:noFill/>
+                    </a:ln>
+                  </pic:spPr>
+                </pic:pic>
+              </a:graphicData>
+            </a:graphic>
+          </wp:inline>
+        </w:drawing>
+      </w:r>
+    </w:p>
+    <w:p>
+      <w:r>
+        <w:drawing>
+          <wp:inline distT="0" distB="0" distL="0" distR="0" wp14:anchorId="6E0D5808" wp14:editId="77EED9CA">
+            <wp:extent cx="5692140" cy="2103120"/>
+            <wp:effectExtent l="0" t="0" r="3810" b="0"/>
+            <wp:docPr id="1431468346" name="Picture 19" descr="Image"/>
+            <wp:cNvGraphicFramePr>
+              <a:graphicFrameLocks xmlns:a="http://schemas.openxmlformats.org/drawingml/2006/main" noChangeAspect="1"/>
+            </wp:cNvGraphicFramePr>
+            <a:graphic xmlns:a="http://schemas.openxmlformats.org/drawingml/2006/main">
+              <a:graphicData uri="http://schemas.openxmlformats.org/drawingml/2006/picture">
+                <pic:pic xmlns:pic="http://schemas.openxmlformats.org/drawingml/2006/picture">
+                  <pic:nvPicPr>
+                    <pic:cNvPr id="0" name="Picture 180" descr="Image"/>
+                    <pic:cNvPicPr>
+                      <a:picLocks noChangeAspect="1" noChangeArrowheads="1"/>
+                    </pic:cNvPicPr>
+                  </pic:nvPicPr>
+                  <pic:blipFill>
+                    <a:blip r:embed="rId9">
+                      <a:extLst>
+                        <a:ext uri="{28A0092B-C50C-407E-A947-70E740481C1C}">
+                          <a14:useLocalDpi xmlns:a14="http://schemas.microsoft.com/office/drawing/2010/main" val="0"/>
+                        </a:ext>
+                      </a:extLst>
+                    </a:blip>
+                    <a:srcRect/>
+                    <a:stretch>
+                      <a:fillRect/>
+                    </a:stretch>
+                  </pic:blipFill>
+                  <pic:spPr bwMode="auto">
+                    <a:xfrm>
+                      <a:off x="0" y="0"/>
+                      <a:ext cx="5692140" cy="2103120"/>
+                    </a:xfrm>
+                    <a:prstGeom prst="rect">
+                      <a:avLst/>
+                    </a:prstGeom>
+                    <a:noFill/>
+                    <a:ln>
+                      <a:noFill/>
+                    </a:ln>
+                  </pic:spPr>
+                </pic:pic>
+              </a:graphicData>
+            </a:graphic>
+          </wp:inline>
+        </w:drawing>
+      </w:r>
+    </w:p>
+    <w:p/>
+    <w:p/>
     <w:p/>
     <w:sectPr>
       <w:pgSz w:w="11906" w:h="16838"/>
@@ -2382,6 +4322,453 @@
     </w:lvl>
   </w:abstractNum>
   <w:abstractNum w:abstractNumId="1" w15:restartNumberingAfterBreak="0">
+    <w:nsid w:val="056A70DA"/>
+    <w:multiLevelType w:val="multilevel"/>
+    <w:tmpl w:val="4BC67400"/>
+    <w:lvl w:ilvl="0">
+      <w:start w:val="1"/>
+      <w:numFmt w:val="bullet"/>
+      <w:lvlText w:val=""/>
+      <w:lvlJc w:val="left"/>
+      <w:pPr>
+        <w:tabs>
+          <w:tab w:val="num" w:pos="720"/>
+        </w:tabs>
+        <w:ind w:left="720" w:hanging="360"/>
+      </w:pPr>
+      <w:rPr>
+        <w:rFonts w:ascii="Symbol" w:hAnsi="Symbol" w:hint="default"/>
+        <w:sz w:val="20"/>
+      </w:rPr>
+    </w:lvl>
+    <w:lvl w:ilvl="1" w:tentative="1">
+      <w:start w:val="1"/>
+      <w:numFmt w:val="bullet"/>
+      <w:lvlText w:val="o"/>
+      <w:lvlJc w:val="left"/>
+      <w:pPr>
+        <w:tabs>
+          <w:tab w:val="num" w:pos="1440"/>
+        </w:tabs>
+        <w:ind w:left="1440" w:hanging="360"/>
+      </w:pPr>
+      <w:rPr>
+        <w:rFonts w:ascii="Courier New" w:hAnsi="Courier New" w:hint="default"/>
+        <w:sz w:val="20"/>
+      </w:rPr>
+    </w:lvl>
+    <w:lvl w:ilvl="2" w:tentative="1">
+      <w:start w:val="1"/>
+      <w:numFmt w:val="bullet"/>
+      <w:lvlText w:val=""/>
+      <w:lvlJc w:val="left"/>
+      <w:pPr>
+        <w:tabs>
+          <w:tab w:val="num" w:pos="2160"/>
+        </w:tabs>
+        <w:ind w:left="2160" w:hanging="360"/>
+      </w:pPr>
+      <w:rPr>
+        <w:rFonts w:ascii="Wingdings" w:hAnsi="Wingdings" w:hint="default"/>
+        <w:sz w:val="20"/>
+      </w:rPr>
+    </w:lvl>
+    <w:lvl w:ilvl="3" w:tentative="1">
+      <w:start w:val="1"/>
+      <w:numFmt w:val="bullet"/>
+      <w:lvlText w:val=""/>
+      <w:lvlJc w:val="left"/>
+      <w:pPr>
+        <w:tabs>
+          <w:tab w:val="num" w:pos="2880"/>
+        </w:tabs>
+        <w:ind w:left="2880" w:hanging="360"/>
+      </w:pPr>
+      <w:rPr>
+        <w:rFonts w:ascii="Wingdings" w:hAnsi="Wingdings" w:hint="default"/>
+        <w:sz w:val="20"/>
+      </w:rPr>
+    </w:lvl>
+    <w:lvl w:ilvl="4" w:tentative="1">
+      <w:start w:val="1"/>
+      <w:numFmt w:val="bullet"/>
+      <w:lvlText w:val=""/>
+      <w:lvlJc w:val="left"/>
+      <w:pPr>
+        <w:tabs>
+          <w:tab w:val="num" w:pos="3600"/>
+        </w:tabs>
+        <w:ind w:left="3600" w:hanging="360"/>
+      </w:pPr>
+      <w:rPr>
+        <w:rFonts w:ascii="Wingdings" w:hAnsi="Wingdings" w:hint="default"/>
+        <w:sz w:val="20"/>
+      </w:rPr>
+    </w:lvl>
+    <w:lvl w:ilvl="5" w:tentative="1">
+      <w:start w:val="1"/>
+      <w:numFmt w:val="bullet"/>
+      <w:lvlText w:val=""/>
+      <w:lvlJc w:val="left"/>
+      <w:pPr>
+        <w:tabs>
+          <w:tab w:val="num" w:pos="4320"/>
+        </w:tabs>
+        <w:ind w:left="4320" w:hanging="360"/>
+      </w:pPr>
+      <w:rPr>
+        <w:rFonts w:ascii="Wingdings" w:hAnsi="Wingdings" w:hint="default"/>
+        <w:sz w:val="20"/>
+      </w:rPr>
+    </w:lvl>
+    <w:lvl w:ilvl="6" w:tentative="1">
+      <w:start w:val="1"/>
+      <w:numFmt w:val="bullet"/>
+      <w:lvlText w:val=""/>
+      <w:lvlJc w:val="left"/>
+      <w:pPr>
+        <w:tabs>
+          <w:tab w:val="num" w:pos="5040"/>
+        </w:tabs>
+        <w:ind w:left="5040" w:hanging="360"/>
+      </w:pPr>
+      <w:rPr>
+        <w:rFonts w:ascii="Wingdings" w:hAnsi="Wingdings" w:hint="default"/>
+        <w:sz w:val="20"/>
+      </w:rPr>
+    </w:lvl>
+    <w:lvl w:ilvl="7" w:tentative="1">
+      <w:start w:val="1"/>
+      <w:numFmt w:val="bullet"/>
+      <w:lvlText w:val=""/>
+      <w:lvlJc w:val="left"/>
+      <w:pPr>
+        <w:tabs>
+          <w:tab w:val="num" w:pos="5760"/>
+        </w:tabs>
+        <w:ind w:left="5760" w:hanging="360"/>
+      </w:pPr>
+      <w:rPr>
+        <w:rFonts w:ascii="Wingdings" w:hAnsi="Wingdings" w:hint="default"/>
+        <w:sz w:val="20"/>
+      </w:rPr>
+    </w:lvl>
+    <w:lvl w:ilvl="8" w:tentative="1">
+      <w:start w:val="1"/>
+      <w:numFmt w:val="bullet"/>
+      <w:lvlText w:val=""/>
+      <w:lvlJc w:val="left"/>
+      <w:pPr>
+        <w:tabs>
+          <w:tab w:val="num" w:pos="6480"/>
+        </w:tabs>
+        <w:ind w:left="6480" w:hanging="360"/>
+      </w:pPr>
+      <w:rPr>
+        <w:rFonts w:ascii="Wingdings" w:hAnsi="Wingdings" w:hint="default"/>
+        <w:sz w:val="20"/>
+      </w:rPr>
+    </w:lvl>
+  </w:abstractNum>
+  <w:abstractNum w:abstractNumId="2" w15:restartNumberingAfterBreak="0">
+    <w:nsid w:val="06EB185A"/>
+    <w:multiLevelType w:val="multilevel"/>
+    <w:tmpl w:val="B48CE6CC"/>
+    <w:lvl w:ilvl="0">
+      <w:start w:val="1"/>
+      <w:numFmt w:val="bullet"/>
+      <w:lvlText w:val=""/>
+      <w:lvlJc w:val="left"/>
+      <w:pPr>
+        <w:tabs>
+          <w:tab w:val="num" w:pos="720"/>
+        </w:tabs>
+        <w:ind w:left="720" w:hanging="360"/>
+      </w:pPr>
+      <w:rPr>
+        <w:rFonts w:ascii="Symbol" w:hAnsi="Symbol" w:hint="default"/>
+        <w:sz w:val="20"/>
+      </w:rPr>
+    </w:lvl>
+    <w:lvl w:ilvl="1" w:tentative="1">
+      <w:start w:val="1"/>
+      <w:numFmt w:val="bullet"/>
+      <w:lvlText w:val="o"/>
+      <w:lvlJc w:val="left"/>
+      <w:pPr>
+        <w:tabs>
+          <w:tab w:val="num" w:pos="1440"/>
+        </w:tabs>
+        <w:ind w:left="1440" w:hanging="360"/>
+      </w:pPr>
+      <w:rPr>
+        <w:rFonts w:ascii="Courier New" w:hAnsi="Courier New" w:hint="default"/>
+        <w:sz w:val="20"/>
+      </w:rPr>
+    </w:lvl>
+    <w:lvl w:ilvl="2" w:tentative="1">
+      <w:start w:val="1"/>
+      <w:numFmt w:val="bullet"/>
+      <w:lvlText w:val=""/>
+      <w:lvlJc w:val="left"/>
+      <w:pPr>
+        <w:tabs>
+          <w:tab w:val="num" w:pos="2160"/>
+        </w:tabs>
+        <w:ind w:left="2160" w:hanging="360"/>
+      </w:pPr>
+      <w:rPr>
+        <w:rFonts w:ascii="Wingdings" w:hAnsi="Wingdings" w:hint="default"/>
+        <w:sz w:val="20"/>
+      </w:rPr>
+    </w:lvl>
+    <w:lvl w:ilvl="3" w:tentative="1">
+      <w:start w:val="1"/>
+      <w:numFmt w:val="bullet"/>
+      <w:lvlText w:val=""/>
+      <w:lvlJc w:val="left"/>
+      <w:pPr>
+        <w:tabs>
+          <w:tab w:val="num" w:pos="2880"/>
+        </w:tabs>
+        <w:ind w:left="2880" w:hanging="360"/>
+      </w:pPr>
+      <w:rPr>
+        <w:rFonts w:ascii="Wingdings" w:hAnsi="Wingdings" w:hint="default"/>
+        <w:sz w:val="20"/>
+      </w:rPr>
+    </w:lvl>
+    <w:lvl w:ilvl="4" w:tentative="1">
+      <w:start w:val="1"/>
+      <w:numFmt w:val="bullet"/>
+      <w:lvlText w:val=""/>
+      <w:lvlJc w:val="left"/>
+      <w:pPr>
+        <w:tabs>
+          <w:tab w:val="num" w:pos="3600"/>
+        </w:tabs>
+        <w:ind w:left="3600" w:hanging="360"/>
+      </w:pPr>
+      <w:rPr>
+        <w:rFonts w:ascii="Wingdings" w:hAnsi="Wingdings" w:hint="default"/>
+        <w:sz w:val="20"/>
+      </w:rPr>
+    </w:lvl>
+    <w:lvl w:ilvl="5" w:tentative="1">
+      <w:start w:val="1"/>
+      <w:numFmt w:val="bullet"/>
+      <w:lvlText w:val=""/>
+      <w:lvlJc w:val="left"/>
+      <w:pPr>
+        <w:tabs>
+          <w:tab w:val="num" w:pos="4320"/>
+        </w:tabs>
+        <w:ind w:left="4320" w:hanging="360"/>
+      </w:pPr>
+      <w:rPr>
+        <w:rFonts w:ascii="Wingdings" w:hAnsi="Wingdings" w:hint="default"/>
+        <w:sz w:val="20"/>
+      </w:rPr>
+    </w:lvl>
+    <w:lvl w:ilvl="6" w:tentative="1">
+      <w:start w:val="1"/>
+      <w:numFmt w:val="bullet"/>
+      <w:lvlText w:val=""/>
+      <w:lvlJc w:val="left"/>
+      <w:pPr>
+        <w:tabs>
+          <w:tab w:val="num" w:pos="5040"/>
+        </w:tabs>
+        <w:ind w:left="5040" w:hanging="360"/>
+      </w:pPr>
+      <w:rPr>
+        <w:rFonts w:ascii="Wingdings" w:hAnsi="Wingdings" w:hint="default"/>
+        <w:sz w:val="20"/>
+      </w:rPr>
+    </w:lvl>
+    <w:lvl w:ilvl="7" w:tentative="1">
+      <w:start w:val="1"/>
+      <w:numFmt w:val="bullet"/>
+      <w:lvlText w:val=""/>
+      <w:lvlJc w:val="left"/>
+      <w:pPr>
+        <w:tabs>
+          <w:tab w:val="num" w:pos="5760"/>
+        </w:tabs>
+        <w:ind w:left="5760" w:hanging="360"/>
+      </w:pPr>
+      <w:rPr>
+        <w:rFonts w:ascii="Wingdings" w:hAnsi="Wingdings" w:hint="default"/>
+        <w:sz w:val="20"/>
+      </w:rPr>
+    </w:lvl>
+    <w:lvl w:ilvl="8" w:tentative="1">
+      <w:start w:val="1"/>
+      <w:numFmt w:val="bullet"/>
+      <w:lvlText w:val=""/>
+      <w:lvlJc w:val="left"/>
+      <w:pPr>
+        <w:tabs>
+          <w:tab w:val="num" w:pos="6480"/>
+        </w:tabs>
+        <w:ind w:left="6480" w:hanging="360"/>
+      </w:pPr>
+      <w:rPr>
+        <w:rFonts w:ascii="Wingdings" w:hAnsi="Wingdings" w:hint="default"/>
+        <w:sz w:val="20"/>
+      </w:rPr>
+    </w:lvl>
+  </w:abstractNum>
+  <w:abstractNum w:abstractNumId="3" w15:restartNumberingAfterBreak="0">
+    <w:nsid w:val="076B458D"/>
+    <w:multiLevelType w:val="multilevel"/>
+    <w:tmpl w:val="E8C0B03A"/>
+    <w:lvl w:ilvl="0">
+      <w:start w:val="1"/>
+      <w:numFmt w:val="bullet"/>
+      <w:lvlText w:val=""/>
+      <w:lvlJc w:val="left"/>
+      <w:pPr>
+        <w:tabs>
+          <w:tab w:val="num" w:pos="720"/>
+        </w:tabs>
+        <w:ind w:left="720" w:hanging="360"/>
+      </w:pPr>
+      <w:rPr>
+        <w:rFonts w:ascii="Symbol" w:hAnsi="Symbol" w:hint="default"/>
+        <w:sz w:val="20"/>
+      </w:rPr>
+    </w:lvl>
+    <w:lvl w:ilvl="1" w:tentative="1">
+      <w:start w:val="1"/>
+      <w:numFmt w:val="bullet"/>
+      <w:lvlText w:val="o"/>
+      <w:lvlJc w:val="left"/>
+      <w:pPr>
+        <w:tabs>
+          <w:tab w:val="num" w:pos="1440"/>
+        </w:tabs>
+        <w:ind w:left="1440" w:hanging="360"/>
+      </w:pPr>
+      <w:rPr>
+        <w:rFonts w:ascii="Courier New" w:hAnsi="Courier New" w:hint="default"/>
+        <w:sz w:val="20"/>
+      </w:rPr>
+    </w:lvl>
+    <w:lvl w:ilvl="2" w:tentative="1">
+      <w:start w:val="1"/>
+      <w:numFmt w:val="bullet"/>
+      <w:lvlText w:val=""/>
+      <w:lvlJc w:val="left"/>
+      <w:pPr>
+        <w:tabs>
+          <w:tab w:val="num" w:pos="2160"/>
+        </w:tabs>
+        <w:ind w:left="2160" w:hanging="360"/>
+      </w:pPr>
+      <w:rPr>
+        <w:rFonts w:ascii="Wingdings" w:hAnsi="Wingdings" w:hint="default"/>
+        <w:sz w:val="20"/>
+      </w:rPr>
+    </w:lvl>
+    <w:lvl w:ilvl="3" w:tentative="1">
+      <w:start w:val="1"/>
+      <w:numFmt w:val="bullet"/>
+      <w:lvlText w:val=""/>
+      <w:lvlJc w:val="left"/>
+      <w:pPr>
+        <w:tabs>
+          <w:tab w:val="num" w:pos="2880"/>
+        </w:tabs>
+        <w:ind w:left="2880" w:hanging="360"/>
+      </w:pPr>
+      <w:rPr>
+        <w:rFonts w:ascii="Wingdings" w:hAnsi="Wingdings" w:hint="default"/>
+        <w:sz w:val="20"/>
+      </w:rPr>
+    </w:lvl>
+    <w:lvl w:ilvl="4" w:tentative="1">
+      <w:start w:val="1"/>
+      <w:numFmt w:val="bullet"/>
+      <w:lvlText w:val=""/>
+      <w:lvlJc w:val="left"/>
+      <w:pPr>
+        <w:tabs>
+          <w:tab w:val="num" w:pos="3600"/>
+        </w:tabs>
+        <w:ind w:left="3600" w:hanging="360"/>
+      </w:pPr>
+      <w:rPr>
+        <w:rFonts w:ascii="Wingdings" w:hAnsi="Wingdings" w:hint="default"/>
+        <w:sz w:val="20"/>
+      </w:rPr>
+    </w:lvl>
+    <w:lvl w:ilvl="5" w:tentative="1">
+      <w:start w:val="1"/>
+      <w:numFmt w:val="bullet"/>
+      <w:lvlText w:val=""/>
+      <w:lvlJc w:val="left"/>
+      <w:pPr>
+        <w:tabs>
+          <w:tab w:val="num" w:pos="4320"/>
+        </w:tabs>
+        <w:ind w:left="4320" w:hanging="360"/>
+      </w:pPr>
+      <w:rPr>
+        <w:rFonts w:ascii="Wingdings" w:hAnsi="Wingdings" w:hint="default"/>
+        <w:sz w:val="20"/>
+      </w:rPr>
+    </w:lvl>
+    <w:lvl w:ilvl="6" w:tentative="1">
+      <w:start w:val="1"/>
+      <w:numFmt w:val="bullet"/>
+      <w:lvlText w:val=""/>
+      <w:lvlJc w:val="left"/>
+      <w:pPr>
+        <w:tabs>
+          <w:tab w:val="num" w:pos="5040"/>
+        </w:tabs>
+        <w:ind w:left="5040" w:hanging="360"/>
+      </w:pPr>
+      <w:rPr>
+        <w:rFonts w:ascii="Wingdings" w:hAnsi="Wingdings" w:hint="default"/>
+        <w:sz w:val="20"/>
+      </w:rPr>
+    </w:lvl>
+    <w:lvl w:ilvl="7" w:tentative="1">
+      <w:start w:val="1"/>
+      <w:numFmt w:val="bullet"/>
+      <w:lvlText w:val=""/>
+      <w:lvlJc w:val="left"/>
+      <w:pPr>
+        <w:tabs>
+          <w:tab w:val="num" w:pos="5760"/>
+        </w:tabs>
+        <w:ind w:left="5760" w:hanging="360"/>
+      </w:pPr>
+      <w:rPr>
+        <w:rFonts w:ascii="Wingdings" w:hAnsi="Wingdings" w:hint="default"/>
+        <w:sz w:val="20"/>
+      </w:rPr>
+    </w:lvl>
+    <w:lvl w:ilvl="8" w:tentative="1">
+      <w:start w:val="1"/>
+      <w:numFmt w:val="bullet"/>
+      <w:lvlText w:val=""/>
+      <w:lvlJc w:val="left"/>
+      <w:pPr>
+        <w:tabs>
+          <w:tab w:val="num" w:pos="6480"/>
+        </w:tabs>
+        <w:ind w:left="6480" w:hanging="360"/>
+      </w:pPr>
+      <w:rPr>
+        <w:rFonts w:ascii="Wingdings" w:hAnsi="Wingdings" w:hint="default"/>
+        <w:sz w:val="20"/>
+      </w:rPr>
+    </w:lvl>
+  </w:abstractNum>
+  <w:abstractNum w:abstractNumId="4" w15:restartNumberingAfterBreak="0">
     <w:nsid w:val="0774179E"/>
     <w:multiLevelType w:val="multilevel"/>
     <w:tmpl w:val="908CCDB6"/>
@@ -2530,7 +4917,7 @@
       </w:rPr>
     </w:lvl>
   </w:abstractNum>
-  <w:abstractNum w:abstractNumId="2" w15:restartNumberingAfterBreak="0">
+  <w:abstractNum w:abstractNumId="5" w15:restartNumberingAfterBreak="0">
     <w:nsid w:val="0A505990"/>
     <w:multiLevelType w:val="multilevel"/>
     <w:tmpl w:val="78408E72"/>
@@ -2643,7 +5030,305 @@
       </w:pPr>
     </w:lvl>
   </w:abstractNum>
-  <w:abstractNum w:abstractNumId="3" w15:restartNumberingAfterBreak="0">
+  <w:abstractNum w:abstractNumId="6" w15:restartNumberingAfterBreak="0">
+    <w:nsid w:val="10A842E2"/>
+    <w:multiLevelType w:val="multilevel"/>
+    <w:tmpl w:val="1C2AF3F8"/>
+    <w:lvl w:ilvl="0">
+      <w:start w:val="1"/>
+      <w:numFmt w:val="bullet"/>
+      <w:lvlText w:val=""/>
+      <w:lvlJc w:val="left"/>
+      <w:pPr>
+        <w:tabs>
+          <w:tab w:val="num" w:pos="720"/>
+        </w:tabs>
+        <w:ind w:left="720" w:hanging="360"/>
+      </w:pPr>
+      <w:rPr>
+        <w:rFonts w:ascii="Symbol" w:hAnsi="Symbol" w:hint="default"/>
+        <w:sz w:val="20"/>
+      </w:rPr>
+    </w:lvl>
+    <w:lvl w:ilvl="1" w:tentative="1">
+      <w:start w:val="1"/>
+      <w:numFmt w:val="bullet"/>
+      <w:lvlText w:val="o"/>
+      <w:lvlJc w:val="left"/>
+      <w:pPr>
+        <w:tabs>
+          <w:tab w:val="num" w:pos="1440"/>
+        </w:tabs>
+        <w:ind w:left="1440" w:hanging="360"/>
+      </w:pPr>
+      <w:rPr>
+        <w:rFonts w:ascii="Courier New" w:hAnsi="Courier New" w:hint="default"/>
+        <w:sz w:val="20"/>
+      </w:rPr>
+    </w:lvl>
+    <w:lvl w:ilvl="2" w:tentative="1">
+      <w:start w:val="1"/>
+      <w:numFmt w:val="bullet"/>
+      <w:lvlText w:val=""/>
+      <w:lvlJc w:val="left"/>
+      <w:pPr>
+        <w:tabs>
+          <w:tab w:val="num" w:pos="2160"/>
+        </w:tabs>
+        <w:ind w:left="2160" w:hanging="360"/>
+      </w:pPr>
+      <w:rPr>
+        <w:rFonts w:ascii="Wingdings" w:hAnsi="Wingdings" w:hint="default"/>
+        <w:sz w:val="20"/>
+      </w:rPr>
+    </w:lvl>
+    <w:lvl w:ilvl="3" w:tentative="1">
+      <w:start w:val="1"/>
+      <w:numFmt w:val="bullet"/>
+      <w:lvlText w:val=""/>
+      <w:lvlJc w:val="left"/>
+      <w:pPr>
+        <w:tabs>
+          <w:tab w:val="num" w:pos="2880"/>
+        </w:tabs>
+        <w:ind w:left="2880" w:hanging="360"/>
+      </w:pPr>
+      <w:rPr>
+        <w:rFonts w:ascii="Wingdings" w:hAnsi="Wingdings" w:hint="default"/>
+        <w:sz w:val="20"/>
+      </w:rPr>
+    </w:lvl>
+    <w:lvl w:ilvl="4" w:tentative="1">
+      <w:start w:val="1"/>
+      <w:numFmt w:val="bullet"/>
+      <w:lvlText w:val=""/>
+      <w:lvlJc w:val="left"/>
+      <w:pPr>
+        <w:tabs>
+          <w:tab w:val="num" w:pos="3600"/>
+        </w:tabs>
+        <w:ind w:left="3600" w:hanging="360"/>
+      </w:pPr>
+      <w:rPr>
+        <w:rFonts w:ascii="Wingdings" w:hAnsi="Wingdings" w:hint="default"/>
+        <w:sz w:val="20"/>
+      </w:rPr>
+    </w:lvl>
+    <w:lvl w:ilvl="5" w:tentative="1">
+      <w:start w:val="1"/>
+      <w:numFmt w:val="bullet"/>
+      <w:lvlText w:val=""/>
+      <w:lvlJc w:val="left"/>
+      <w:pPr>
+        <w:tabs>
+          <w:tab w:val="num" w:pos="4320"/>
+        </w:tabs>
+        <w:ind w:left="4320" w:hanging="360"/>
+      </w:pPr>
+      <w:rPr>
+        <w:rFonts w:ascii="Wingdings" w:hAnsi="Wingdings" w:hint="default"/>
+        <w:sz w:val="20"/>
+      </w:rPr>
+    </w:lvl>
+    <w:lvl w:ilvl="6" w:tentative="1">
+      <w:start w:val="1"/>
+      <w:numFmt w:val="bullet"/>
+      <w:lvlText w:val=""/>
+      <w:lvlJc w:val="left"/>
+      <w:pPr>
+        <w:tabs>
+          <w:tab w:val="num" w:pos="5040"/>
+        </w:tabs>
+        <w:ind w:left="5040" w:hanging="360"/>
+      </w:pPr>
+      <w:rPr>
+        <w:rFonts w:ascii="Wingdings" w:hAnsi="Wingdings" w:hint="default"/>
+        <w:sz w:val="20"/>
+      </w:rPr>
+    </w:lvl>
+    <w:lvl w:ilvl="7" w:tentative="1">
+      <w:start w:val="1"/>
+      <w:numFmt w:val="bullet"/>
+      <w:lvlText w:val=""/>
+      <w:lvlJc w:val="left"/>
+      <w:pPr>
+        <w:tabs>
+          <w:tab w:val="num" w:pos="5760"/>
+        </w:tabs>
+        <w:ind w:left="5760" w:hanging="360"/>
+      </w:pPr>
+      <w:rPr>
+        <w:rFonts w:ascii="Wingdings" w:hAnsi="Wingdings" w:hint="default"/>
+        <w:sz w:val="20"/>
+      </w:rPr>
+    </w:lvl>
+    <w:lvl w:ilvl="8" w:tentative="1">
+      <w:start w:val="1"/>
+      <w:numFmt w:val="bullet"/>
+      <w:lvlText w:val=""/>
+      <w:lvlJc w:val="left"/>
+      <w:pPr>
+        <w:tabs>
+          <w:tab w:val="num" w:pos="6480"/>
+        </w:tabs>
+        <w:ind w:left="6480" w:hanging="360"/>
+      </w:pPr>
+      <w:rPr>
+        <w:rFonts w:ascii="Wingdings" w:hAnsi="Wingdings" w:hint="default"/>
+        <w:sz w:val="20"/>
+      </w:rPr>
+    </w:lvl>
+  </w:abstractNum>
+  <w:abstractNum w:abstractNumId="7" w15:restartNumberingAfterBreak="0">
+    <w:nsid w:val="127C5B8F"/>
+    <w:multiLevelType w:val="multilevel"/>
+    <w:tmpl w:val="73E8F7CC"/>
+    <w:lvl w:ilvl="0">
+      <w:start w:val="1"/>
+      <w:numFmt w:val="bullet"/>
+      <w:lvlText w:val=""/>
+      <w:lvlJc w:val="left"/>
+      <w:pPr>
+        <w:tabs>
+          <w:tab w:val="num" w:pos="720"/>
+        </w:tabs>
+        <w:ind w:left="720" w:hanging="360"/>
+      </w:pPr>
+      <w:rPr>
+        <w:rFonts w:ascii="Symbol" w:hAnsi="Symbol" w:hint="default"/>
+        <w:sz w:val="20"/>
+      </w:rPr>
+    </w:lvl>
+    <w:lvl w:ilvl="1" w:tentative="1">
+      <w:start w:val="1"/>
+      <w:numFmt w:val="bullet"/>
+      <w:lvlText w:val="o"/>
+      <w:lvlJc w:val="left"/>
+      <w:pPr>
+        <w:tabs>
+          <w:tab w:val="num" w:pos="1440"/>
+        </w:tabs>
+        <w:ind w:left="1440" w:hanging="360"/>
+      </w:pPr>
+      <w:rPr>
+        <w:rFonts w:ascii="Courier New" w:hAnsi="Courier New" w:hint="default"/>
+        <w:sz w:val="20"/>
+      </w:rPr>
+    </w:lvl>
+    <w:lvl w:ilvl="2" w:tentative="1">
+      <w:start w:val="1"/>
+      <w:numFmt w:val="bullet"/>
+      <w:lvlText w:val=""/>
+      <w:lvlJc w:val="left"/>
+      <w:pPr>
+        <w:tabs>
+          <w:tab w:val="num" w:pos="2160"/>
+        </w:tabs>
+        <w:ind w:left="2160" w:hanging="360"/>
+      </w:pPr>
+      <w:rPr>
+        <w:rFonts w:ascii="Wingdings" w:hAnsi="Wingdings" w:hint="default"/>
+        <w:sz w:val="20"/>
+      </w:rPr>
+    </w:lvl>
+    <w:lvl w:ilvl="3" w:tentative="1">
+      <w:start w:val="1"/>
+      <w:numFmt w:val="bullet"/>
+      <w:lvlText w:val=""/>
+      <w:lvlJc w:val="left"/>
+      <w:pPr>
+        <w:tabs>
+          <w:tab w:val="num" w:pos="2880"/>
+        </w:tabs>
+        <w:ind w:left="2880" w:hanging="360"/>
+      </w:pPr>
+      <w:rPr>
+        <w:rFonts w:ascii="Wingdings" w:hAnsi="Wingdings" w:hint="default"/>
+        <w:sz w:val="20"/>
+      </w:rPr>
+    </w:lvl>
+    <w:lvl w:ilvl="4" w:tentative="1">
+      <w:start w:val="1"/>
+      <w:numFmt w:val="bullet"/>
+      <w:lvlText w:val=""/>
+      <w:lvlJc w:val="left"/>
+      <w:pPr>
+        <w:tabs>
+          <w:tab w:val="num" w:pos="3600"/>
+        </w:tabs>
+        <w:ind w:left="3600" w:hanging="360"/>
+      </w:pPr>
+      <w:rPr>
+        <w:rFonts w:ascii="Wingdings" w:hAnsi="Wingdings" w:hint="default"/>
+        <w:sz w:val="20"/>
+      </w:rPr>
+    </w:lvl>
+    <w:lvl w:ilvl="5" w:tentative="1">
+      <w:start w:val="1"/>
+      <w:numFmt w:val="bullet"/>
+      <w:lvlText w:val=""/>
+      <w:lvlJc w:val="left"/>
+      <w:pPr>
+        <w:tabs>
+          <w:tab w:val="num" w:pos="4320"/>
+        </w:tabs>
+        <w:ind w:left="4320" w:hanging="360"/>
+      </w:pPr>
+      <w:rPr>
+        <w:rFonts w:ascii="Wingdings" w:hAnsi="Wingdings" w:hint="default"/>
+        <w:sz w:val="20"/>
+      </w:rPr>
+    </w:lvl>
+    <w:lvl w:ilvl="6" w:tentative="1">
+      <w:start w:val="1"/>
+      <w:numFmt w:val="bullet"/>
+      <w:lvlText w:val=""/>
+      <w:lvlJc w:val="left"/>
+      <w:pPr>
+        <w:tabs>
+          <w:tab w:val="num" w:pos="5040"/>
+        </w:tabs>
+        <w:ind w:left="5040" w:hanging="360"/>
+      </w:pPr>
+      <w:rPr>
+        <w:rFonts w:ascii="Wingdings" w:hAnsi="Wingdings" w:hint="default"/>
+        <w:sz w:val="20"/>
+      </w:rPr>
+    </w:lvl>
+    <w:lvl w:ilvl="7" w:tentative="1">
+      <w:start w:val="1"/>
+      <w:numFmt w:val="bullet"/>
+      <w:lvlText w:val=""/>
+      <w:lvlJc w:val="left"/>
+      <w:pPr>
+        <w:tabs>
+          <w:tab w:val="num" w:pos="5760"/>
+        </w:tabs>
+        <w:ind w:left="5760" w:hanging="360"/>
+      </w:pPr>
+      <w:rPr>
+        <w:rFonts w:ascii="Wingdings" w:hAnsi="Wingdings" w:hint="default"/>
+        <w:sz w:val="20"/>
+      </w:rPr>
+    </w:lvl>
+    <w:lvl w:ilvl="8" w:tentative="1">
+      <w:start w:val="1"/>
+      <w:numFmt w:val="bullet"/>
+      <w:lvlText w:val=""/>
+      <w:lvlJc w:val="left"/>
+      <w:pPr>
+        <w:tabs>
+          <w:tab w:val="num" w:pos="6480"/>
+        </w:tabs>
+        <w:ind w:left="6480" w:hanging="360"/>
+      </w:pPr>
+      <w:rPr>
+        <w:rFonts w:ascii="Wingdings" w:hAnsi="Wingdings" w:hint="default"/>
+        <w:sz w:val="20"/>
+      </w:rPr>
+    </w:lvl>
+  </w:abstractNum>
+  <w:abstractNum w:abstractNumId="8" w15:restartNumberingAfterBreak="0">
     <w:nsid w:val="136E1C15"/>
     <w:multiLevelType w:val="multilevel"/>
     <w:tmpl w:val="FA3465AC"/>
@@ -2792,7 +5477,7 @@
       </w:rPr>
     </w:lvl>
   </w:abstractNum>
-  <w:abstractNum w:abstractNumId="4" w15:restartNumberingAfterBreak="0">
+  <w:abstractNum w:abstractNumId="9" w15:restartNumberingAfterBreak="0">
     <w:nsid w:val="1727787A"/>
     <w:multiLevelType w:val="multilevel"/>
     <w:tmpl w:val="74961E98"/>
@@ -2941,7 +5626,7 @@
       </w:rPr>
     </w:lvl>
   </w:abstractNum>
-  <w:abstractNum w:abstractNumId="5" w15:restartNumberingAfterBreak="0">
+  <w:abstractNum w:abstractNumId="10" w15:restartNumberingAfterBreak="0">
     <w:nsid w:val="1BD856EB"/>
     <w:multiLevelType w:val="multilevel"/>
     <w:tmpl w:val="55786BB4"/>
@@ -3090,7 +5775,156 @@
       </w:rPr>
     </w:lvl>
   </w:abstractNum>
-  <w:abstractNum w:abstractNumId="6" w15:restartNumberingAfterBreak="0">
+  <w:abstractNum w:abstractNumId="11" w15:restartNumberingAfterBreak="0">
+    <w:nsid w:val="1FC91513"/>
+    <w:multiLevelType w:val="multilevel"/>
+    <w:tmpl w:val="45D431FA"/>
+    <w:lvl w:ilvl="0">
+      <w:start w:val="1"/>
+      <w:numFmt w:val="bullet"/>
+      <w:lvlText w:val=""/>
+      <w:lvlJc w:val="left"/>
+      <w:pPr>
+        <w:tabs>
+          <w:tab w:val="num" w:pos="720"/>
+        </w:tabs>
+        <w:ind w:left="720" w:hanging="360"/>
+      </w:pPr>
+      <w:rPr>
+        <w:rFonts w:ascii="Symbol" w:hAnsi="Symbol" w:hint="default"/>
+        <w:sz w:val="20"/>
+      </w:rPr>
+    </w:lvl>
+    <w:lvl w:ilvl="1" w:tentative="1">
+      <w:start w:val="1"/>
+      <w:numFmt w:val="bullet"/>
+      <w:lvlText w:val="o"/>
+      <w:lvlJc w:val="left"/>
+      <w:pPr>
+        <w:tabs>
+          <w:tab w:val="num" w:pos="1440"/>
+        </w:tabs>
+        <w:ind w:left="1440" w:hanging="360"/>
+      </w:pPr>
+      <w:rPr>
+        <w:rFonts w:ascii="Courier New" w:hAnsi="Courier New" w:hint="default"/>
+        <w:sz w:val="20"/>
+      </w:rPr>
+    </w:lvl>
+    <w:lvl w:ilvl="2" w:tentative="1">
+      <w:start w:val="1"/>
+      <w:numFmt w:val="bullet"/>
+      <w:lvlText w:val=""/>
+      <w:lvlJc w:val="left"/>
+      <w:pPr>
+        <w:tabs>
+          <w:tab w:val="num" w:pos="2160"/>
+        </w:tabs>
+        <w:ind w:left="2160" w:hanging="360"/>
+      </w:pPr>
+      <w:rPr>
+        <w:rFonts w:ascii="Wingdings" w:hAnsi="Wingdings" w:hint="default"/>
+        <w:sz w:val="20"/>
+      </w:rPr>
+    </w:lvl>
+    <w:lvl w:ilvl="3" w:tentative="1">
+      <w:start w:val="1"/>
+      <w:numFmt w:val="bullet"/>
+      <w:lvlText w:val=""/>
+      <w:lvlJc w:val="left"/>
+      <w:pPr>
+        <w:tabs>
+          <w:tab w:val="num" w:pos="2880"/>
+        </w:tabs>
+        <w:ind w:left="2880" w:hanging="360"/>
+      </w:pPr>
+      <w:rPr>
+        <w:rFonts w:ascii="Wingdings" w:hAnsi="Wingdings" w:hint="default"/>
+        <w:sz w:val="20"/>
+      </w:rPr>
+    </w:lvl>
+    <w:lvl w:ilvl="4" w:tentative="1">
+      <w:start w:val="1"/>
+      <w:numFmt w:val="bullet"/>
+      <w:lvlText w:val=""/>
+      <w:lvlJc w:val="left"/>
+      <w:pPr>
+        <w:tabs>
+          <w:tab w:val="num" w:pos="3600"/>
+        </w:tabs>
+        <w:ind w:left="3600" w:hanging="360"/>
+      </w:pPr>
+      <w:rPr>
+        <w:rFonts w:ascii="Wingdings" w:hAnsi="Wingdings" w:hint="default"/>
+        <w:sz w:val="20"/>
+      </w:rPr>
+    </w:lvl>
+    <w:lvl w:ilvl="5" w:tentative="1">
+      <w:start w:val="1"/>
+      <w:numFmt w:val="bullet"/>
+      <w:lvlText w:val=""/>
+      <w:lvlJc w:val="left"/>
+      <w:pPr>
+        <w:tabs>
+          <w:tab w:val="num" w:pos="4320"/>
+        </w:tabs>
+        <w:ind w:left="4320" w:hanging="360"/>
+      </w:pPr>
+      <w:rPr>
+        <w:rFonts w:ascii="Wingdings" w:hAnsi="Wingdings" w:hint="default"/>
+        <w:sz w:val="20"/>
+      </w:rPr>
+    </w:lvl>
+    <w:lvl w:ilvl="6" w:tentative="1">
+      <w:start w:val="1"/>
+      <w:numFmt w:val="bullet"/>
+      <w:lvlText w:val=""/>
+      <w:lvlJc w:val="left"/>
+      <w:pPr>
+        <w:tabs>
+          <w:tab w:val="num" w:pos="5040"/>
+        </w:tabs>
+        <w:ind w:left="5040" w:hanging="360"/>
+      </w:pPr>
+      <w:rPr>
+        <w:rFonts w:ascii="Wingdings" w:hAnsi="Wingdings" w:hint="default"/>
+        <w:sz w:val="20"/>
+      </w:rPr>
+    </w:lvl>
+    <w:lvl w:ilvl="7" w:tentative="1">
+      <w:start w:val="1"/>
+      <w:numFmt w:val="bullet"/>
+      <w:lvlText w:val=""/>
+      <w:lvlJc w:val="left"/>
+      <w:pPr>
+        <w:tabs>
+          <w:tab w:val="num" w:pos="5760"/>
+        </w:tabs>
+        <w:ind w:left="5760" w:hanging="360"/>
+      </w:pPr>
+      <w:rPr>
+        <w:rFonts w:ascii="Wingdings" w:hAnsi="Wingdings" w:hint="default"/>
+        <w:sz w:val="20"/>
+      </w:rPr>
+    </w:lvl>
+    <w:lvl w:ilvl="8" w:tentative="1">
+      <w:start w:val="1"/>
+      <w:numFmt w:val="bullet"/>
+      <w:lvlText w:val=""/>
+      <w:lvlJc w:val="left"/>
+      <w:pPr>
+        <w:tabs>
+          <w:tab w:val="num" w:pos="6480"/>
+        </w:tabs>
+        <w:ind w:left="6480" w:hanging="360"/>
+      </w:pPr>
+      <w:rPr>
+        <w:rFonts w:ascii="Wingdings" w:hAnsi="Wingdings" w:hint="default"/>
+        <w:sz w:val="20"/>
+      </w:rPr>
+    </w:lvl>
+  </w:abstractNum>
+  <w:abstractNum w:abstractNumId="12" w15:restartNumberingAfterBreak="0">
     <w:nsid w:val="26640BED"/>
     <w:multiLevelType w:val="multilevel"/>
     <w:tmpl w:val="67D26706"/>
@@ -3239,7 +6073,273 @@
       </w:rPr>
     </w:lvl>
   </w:abstractNum>
-  <w:abstractNum w:abstractNumId="7" w15:restartNumberingAfterBreak="0">
+  <w:abstractNum w:abstractNumId="13" w15:restartNumberingAfterBreak="0">
+    <w:nsid w:val="2B13312E"/>
+    <w:multiLevelType w:val="multilevel"/>
+    <w:tmpl w:val="C62ABAAE"/>
+    <w:lvl w:ilvl="0">
+      <w:start w:val="1"/>
+      <w:numFmt w:val="bullet"/>
+      <w:lvlText w:val=""/>
+      <w:lvlJc w:val="left"/>
+      <w:pPr>
+        <w:tabs>
+          <w:tab w:val="num" w:pos="720"/>
+        </w:tabs>
+        <w:ind w:left="720" w:hanging="360"/>
+      </w:pPr>
+      <w:rPr>
+        <w:rFonts w:ascii="Symbol" w:hAnsi="Symbol" w:hint="default"/>
+        <w:sz w:val="20"/>
+      </w:rPr>
+    </w:lvl>
+    <w:lvl w:ilvl="1" w:tentative="1">
+      <w:start w:val="1"/>
+      <w:numFmt w:val="bullet"/>
+      <w:lvlText w:val="o"/>
+      <w:lvlJc w:val="left"/>
+      <w:pPr>
+        <w:tabs>
+          <w:tab w:val="num" w:pos="1440"/>
+        </w:tabs>
+        <w:ind w:left="1440" w:hanging="360"/>
+      </w:pPr>
+      <w:rPr>
+        <w:rFonts w:ascii="Courier New" w:hAnsi="Courier New" w:hint="default"/>
+        <w:sz w:val="20"/>
+      </w:rPr>
+    </w:lvl>
+    <w:lvl w:ilvl="2" w:tentative="1">
+      <w:start w:val="1"/>
+      <w:numFmt w:val="bullet"/>
+      <w:lvlText w:val=""/>
+      <w:lvlJc w:val="left"/>
+      <w:pPr>
+        <w:tabs>
+          <w:tab w:val="num" w:pos="2160"/>
+        </w:tabs>
+        <w:ind w:left="2160" w:hanging="360"/>
+      </w:pPr>
+      <w:rPr>
+        <w:rFonts w:ascii="Wingdings" w:hAnsi="Wingdings" w:hint="default"/>
+        <w:sz w:val="20"/>
+      </w:rPr>
+    </w:lvl>
+    <w:lvl w:ilvl="3" w:tentative="1">
+      <w:start w:val="1"/>
+      <w:numFmt w:val="bullet"/>
+      <w:lvlText w:val=""/>
+      <w:lvlJc w:val="left"/>
+      <w:pPr>
+        <w:tabs>
+          <w:tab w:val="num" w:pos="2880"/>
+        </w:tabs>
+        <w:ind w:left="2880" w:hanging="360"/>
+      </w:pPr>
+      <w:rPr>
+        <w:rFonts w:ascii="Wingdings" w:hAnsi="Wingdings" w:hint="default"/>
+        <w:sz w:val="20"/>
+      </w:rPr>
+    </w:lvl>
+    <w:lvl w:ilvl="4" w:tentative="1">
+      <w:start w:val="1"/>
+      <w:numFmt w:val="bullet"/>
+      <w:lvlText w:val=""/>
+      <w:lvlJc w:val="left"/>
+      <w:pPr>
+        <w:tabs>
+          <w:tab w:val="num" w:pos="3600"/>
+        </w:tabs>
+        <w:ind w:left="3600" w:hanging="360"/>
+      </w:pPr>
+      <w:rPr>
+        <w:rFonts w:ascii="Wingdings" w:hAnsi="Wingdings" w:hint="default"/>
+        <w:sz w:val="20"/>
+      </w:rPr>
+    </w:lvl>
+    <w:lvl w:ilvl="5" w:tentative="1">
+      <w:start w:val="1"/>
+      <w:numFmt w:val="bullet"/>
+      <w:lvlText w:val=""/>
+      <w:lvlJc w:val="left"/>
+      <w:pPr>
+        <w:tabs>
+          <w:tab w:val="num" w:pos="4320"/>
+        </w:tabs>
+        <w:ind w:left="4320" w:hanging="360"/>
+      </w:pPr>
+      <w:rPr>
+        <w:rFonts w:ascii="Wingdings" w:hAnsi="Wingdings" w:hint="default"/>
+        <w:sz w:val="20"/>
+      </w:rPr>
+    </w:lvl>
+    <w:lvl w:ilvl="6" w:tentative="1">
+      <w:start w:val="1"/>
+      <w:numFmt w:val="bullet"/>
+      <w:lvlText w:val=""/>
+      <w:lvlJc w:val="left"/>
+      <w:pPr>
+        <w:tabs>
+          <w:tab w:val="num" w:pos="5040"/>
+        </w:tabs>
+        <w:ind w:left="5040" w:hanging="360"/>
+      </w:pPr>
+      <w:rPr>
+        <w:rFonts w:ascii="Wingdings" w:hAnsi="Wingdings" w:hint="default"/>
+        <w:sz w:val="20"/>
+      </w:rPr>
+    </w:lvl>
+    <w:lvl w:ilvl="7" w:tentative="1">
+      <w:start w:val="1"/>
+      <w:numFmt w:val="bullet"/>
+      <w:lvlText w:val=""/>
+      <w:lvlJc w:val="left"/>
+      <w:pPr>
+        <w:tabs>
+          <w:tab w:val="num" w:pos="5760"/>
+        </w:tabs>
+        <w:ind w:left="5760" w:hanging="360"/>
+      </w:pPr>
+      <w:rPr>
+        <w:rFonts w:ascii="Wingdings" w:hAnsi="Wingdings" w:hint="default"/>
+        <w:sz w:val="20"/>
+      </w:rPr>
+    </w:lvl>
+    <w:lvl w:ilvl="8" w:tentative="1">
+      <w:start w:val="1"/>
+      <w:numFmt w:val="bullet"/>
+      <w:lvlText w:val=""/>
+      <w:lvlJc w:val="left"/>
+      <w:pPr>
+        <w:tabs>
+          <w:tab w:val="num" w:pos="6480"/>
+        </w:tabs>
+        <w:ind w:left="6480" w:hanging="360"/>
+      </w:pPr>
+      <w:rPr>
+        <w:rFonts w:ascii="Wingdings" w:hAnsi="Wingdings" w:hint="default"/>
+        <w:sz w:val="20"/>
+      </w:rPr>
+    </w:lvl>
+  </w:abstractNum>
+  <w:abstractNum w:abstractNumId="14" w15:restartNumberingAfterBreak="0">
+    <w:nsid w:val="2E984B10"/>
+    <w:multiLevelType w:val="multilevel"/>
+    <w:tmpl w:val="CB46AF9C"/>
+    <w:lvl w:ilvl="0">
+      <w:start w:val="1"/>
+      <w:numFmt w:val="decimal"/>
+      <w:lvlText w:val="%1."/>
+      <w:lvlJc w:val="left"/>
+      <w:pPr>
+        <w:tabs>
+          <w:tab w:val="num" w:pos="720"/>
+        </w:tabs>
+        <w:ind w:left="720" w:hanging="360"/>
+      </w:pPr>
+    </w:lvl>
+    <w:lvl w:ilvl="1">
+      <w:start w:val="1"/>
+      <w:numFmt w:val="bullet"/>
+      <w:lvlText w:val="o"/>
+      <w:lvlJc w:val="left"/>
+      <w:pPr>
+        <w:tabs>
+          <w:tab w:val="num" w:pos="1440"/>
+        </w:tabs>
+        <w:ind w:left="1440" w:hanging="360"/>
+      </w:pPr>
+      <w:rPr>
+        <w:rFonts w:ascii="Courier New" w:hAnsi="Courier New" w:hint="default"/>
+        <w:sz w:val="20"/>
+      </w:rPr>
+    </w:lvl>
+    <w:lvl w:ilvl="2" w:tentative="1">
+      <w:start w:val="1"/>
+      <w:numFmt w:val="decimal"/>
+      <w:lvlText w:val="%3."/>
+      <w:lvlJc w:val="left"/>
+      <w:pPr>
+        <w:tabs>
+          <w:tab w:val="num" w:pos="2160"/>
+        </w:tabs>
+        <w:ind w:left="2160" w:hanging="360"/>
+      </w:pPr>
+    </w:lvl>
+    <w:lvl w:ilvl="3" w:tentative="1">
+      <w:start w:val="1"/>
+      <w:numFmt w:val="decimal"/>
+      <w:lvlText w:val="%4."/>
+      <w:lvlJc w:val="left"/>
+      <w:pPr>
+        <w:tabs>
+          <w:tab w:val="num" w:pos="2880"/>
+        </w:tabs>
+        <w:ind w:left="2880" w:hanging="360"/>
+      </w:pPr>
+    </w:lvl>
+    <w:lvl w:ilvl="4" w:tentative="1">
+      <w:start w:val="1"/>
+      <w:numFmt w:val="decimal"/>
+      <w:lvlText w:val="%5."/>
+      <w:lvlJc w:val="left"/>
+      <w:pPr>
+        <w:tabs>
+          <w:tab w:val="num" w:pos="3600"/>
+        </w:tabs>
+        <w:ind w:left="3600" w:hanging="360"/>
+      </w:pPr>
+    </w:lvl>
+    <w:lvl w:ilvl="5" w:tentative="1">
+      <w:start w:val="1"/>
+      <w:numFmt w:val="decimal"/>
+      <w:lvlText w:val="%6."/>
+      <w:lvlJc w:val="left"/>
+      <w:pPr>
+        <w:tabs>
+          <w:tab w:val="num" w:pos="4320"/>
+        </w:tabs>
+        <w:ind w:left="4320" w:hanging="360"/>
+      </w:pPr>
+    </w:lvl>
+    <w:lvl w:ilvl="6" w:tentative="1">
+      <w:start w:val="1"/>
+      <w:numFmt w:val="decimal"/>
+      <w:lvlText w:val="%7."/>
+      <w:lvlJc w:val="left"/>
+      <w:pPr>
+        <w:tabs>
+          <w:tab w:val="num" w:pos="5040"/>
+        </w:tabs>
+        <w:ind w:left="5040" w:hanging="360"/>
+      </w:pPr>
+    </w:lvl>
+    <w:lvl w:ilvl="7" w:tentative="1">
+      <w:start w:val="1"/>
+      <w:numFmt w:val="decimal"/>
+      <w:lvlText w:val="%8."/>
+      <w:lvlJc w:val="left"/>
+      <w:pPr>
+        <w:tabs>
+          <w:tab w:val="num" w:pos="5760"/>
+        </w:tabs>
+        <w:ind w:left="5760" w:hanging="360"/>
+      </w:pPr>
+    </w:lvl>
+    <w:lvl w:ilvl="8" w:tentative="1">
+      <w:start w:val="1"/>
+      <w:numFmt w:val="decimal"/>
+      <w:lvlText w:val="%9."/>
+      <w:lvlJc w:val="left"/>
+      <w:pPr>
+        <w:tabs>
+          <w:tab w:val="num" w:pos="6480"/>
+        </w:tabs>
+        <w:ind w:left="6480" w:hanging="360"/>
+      </w:pPr>
+    </w:lvl>
+  </w:abstractNum>
+  <w:abstractNum w:abstractNumId="15" w15:restartNumberingAfterBreak="0">
     <w:nsid w:val="2EAF1B84"/>
     <w:multiLevelType w:val="multilevel"/>
     <w:tmpl w:val="8996D7AC"/>
@@ -3388,7 +6488,7 @@
       </w:rPr>
     </w:lvl>
   </w:abstractNum>
-  <w:abstractNum w:abstractNumId="8" w15:restartNumberingAfterBreak="0">
+  <w:abstractNum w:abstractNumId="16" w15:restartNumberingAfterBreak="0">
     <w:nsid w:val="330A4B84"/>
     <w:multiLevelType w:val="multilevel"/>
     <w:tmpl w:val="AE929C4A"/>
@@ -3537,7 +6637,865 @@
       </w:rPr>
     </w:lvl>
   </w:abstractNum>
-  <w:abstractNum w:abstractNumId="9" w15:restartNumberingAfterBreak="0">
+  <w:abstractNum w:abstractNumId="17" w15:restartNumberingAfterBreak="0">
+    <w:nsid w:val="34CD621D"/>
+    <w:multiLevelType w:val="multilevel"/>
+    <w:tmpl w:val="6034004C"/>
+    <w:lvl w:ilvl="0">
+      <w:start w:val="1"/>
+      <w:numFmt w:val="decimal"/>
+      <w:lvlText w:val="%1."/>
+      <w:lvlJc w:val="left"/>
+      <w:pPr>
+        <w:tabs>
+          <w:tab w:val="num" w:pos="720"/>
+        </w:tabs>
+        <w:ind w:left="720" w:hanging="360"/>
+      </w:pPr>
+    </w:lvl>
+    <w:lvl w:ilvl="1" w:tentative="1">
+      <w:start w:val="1"/>
+      <w:numFmt w:val="decimal"/>
+      <w:lvlText w:val="%2."/>
+      <w:lvlJc w:val="left"/>
+      <w:pPr>
+        <w:tabs>
+          <w:tab w:val="num" w:pos="1440"/>
+        </w:tabs>
+        <w:ind w:left="1440" w:hanging="360"/>
+      </w:pPr>
+    </w:lvl>
+    <w:lvl w:ilvl="2" w:tentative="1">
+      <w:start w:val="1"/>
+      <w:numFmt w:val="decimal"/>
+      <w:lvlText w:val="%3."/>
+      <w:lvlJc w:val="left"/>
+      <w:pPr>
+        <w:tabs>
+          <w:tab w:val="num" w:pos="2160"/>
+        </w:tabs>
+        <w:ind w:left="2160" w:hanging="360"/>
+      </w:pPr>
+    </w:lvl>
+    <w:lvl w:ilvl="3" w:tentative="1">
+      <w:start w:val="1"/>
+      <w:numFmt w:val="decimal"/>
+      <w:lvlText w:val="%4."/>
+      <w:lvlJc w:val="left"/>
+      <w:pPr>
+        <w:tabs>
+          <w:tab w:val="num" w:pos="2880"/>
+        </w:tabs>
+        <w:ind w:left="2880" w:hanging="360"/>
+      </w:pPr>
+    </w:lvl>
+    <w:lvl w:ilvl="4" w:tentative="1">
+      <w:start w:val="1"/>
+      <w:numFmt w:val="decimal"/>
+      <w:lvlText w:val="%5."/>
+      <w:lvlJc w:val="left"/>
+      <w:pPr>
+        <w:tabs>
+          <w:tab w:val="num" w:pos="3600"/>
+        </w:tabs>
+        <w:ind w:left="3600" w:hanging="360"/>
+      </w:pPr>
+    </w:lvl>
+    <w:lvl w:ilvl="5" w:tentative="1">
+      <w:start w:val="1"/>
+      <w:numFmt w:val="decimal"/>
+      <w:lvlText w:val="%6."/>
+      <w:lvlJc w:val="left"/>
+      <w:pPr>
+        <w:tabs>
+          <w:tab w:val="num" w:pos="4320"/>
+        </w:tabs>
+        <w:ind w:left="4320" w:hanging="360"/>
+      </w:pPr>
+    </w:lvl>
+    <w:lvl w:ilvl="6" w:tentative="1">
+      <w:start w:val="1"/>
+      <w:numFmt w:val="decimal"/>
+      <w:lvlText w:val="%7."/>
+      <w:lvlJc w:val="left"/>
+      <w:pPr>
+        <w:tabs>
+          <w:tab w:val="num" w:pos="5040"/>
+        </w:tabs>
+        <w:ind w:left="5040" w:hanging="360"/>
+      </w:pPr>
+    </w:lvl>
+    <w:lvl w:ilvl="7" w:tentative="1">
+      <w:start w:val="1"/>
+      <w:numFmt w:val="decimal"/>
+      <w:lvlText w:val="%8."/>
+      <w:lvlJc w:val="left"/>
+      <w:pPr>
+        <w:tabs>
+          <w:tab w:val="num" w:pos="5760"/>
+        </w:tabs>
+        <w:ind w:left="5760" w:hanging="360"/>
+      </w:pPr>
+    </w:lvl>
+    <w:lvl w:ilvl="8" w:tentative="1">
+      <w:start w:val="1"/>
+      <w:numFmt w:val="decimal"/>
+      <w:lvlText w:val="%9."/>
+      <w:lvlJc w:val="left"/>
+      <w:pPr>
+        <w:tabs>
+          <w:tab w:val="num" w:pos="6480"/>
+        </w:tabs>
+        <w:ind w:left="6480" w:hanging="360"/>
+      </w:pPr>
+    </w:lvl>
+  </w:abstractNum>
+  <w:abstractNum w:abstractNumId="18" w15:restartNumberingAfterBreak="0">
+    <w:nsid w:val="3E8B1A8C"/>
+    <w:multiLevelType w:val="multilevel"/>
+    <w:tmpl w:val="22E89232"/>
+    <w:lvl w:ilvl="0">
+      <w:start w:val="1"/>
+      <w:numFmt w:val="bullet"/>
+      <w:lvlText w:val=""/>
+      <w:lvlJc w:val="left"/>
+      <w:pPr>
+        <w:tabs>
+          <w:tab w:val="num" w:pos="720"/>
+        </w:tabs>
+        <w:ind w:left="720" w:hanging="360"/>
+      </w:pPr>
+      <w:rPr>
+        <w:rFonts w:ascii="Symbol" w:hAnsi="Symbol" w:hint="default"/>
+        <w:sz w:val="20"/>
+      </w:rPr>
+    </w:lvl>
+    <w:lvl w:ilvl="1" w:tentative="1">
+      <w:start w:val="1"/>
+      <w:numFmt w:val="bullet"/>
+      <w:lvlText w:val="o"/>
+      <w:lvlJc w:val="left"/>
+      <w:pPr>
+        <w:tabs>
+          <w:tab w:val="num" w:pos="1440"/>
+        </w:tabs>
+        <w:ind w:left="1440" w:hanging="360"/>
+      </w:pPr>
+      <w:rPr>
+        <w:rFonts w:ascii="Courier New" w:hAnsi="Courier New" w:hint="default"/>
+        <w:sz w:val="20"/>
+      </w:rPr>
+    </w:lvl>
+    <w:lvl w:ilvl="2" w:tentative="1">
+      <w:start w:val="1"/>
+      <w:numFmt w:val="bullet"/>
+      <w:lvlText w:val=""/>
+      <w:lvlJc w:val="left"/>
+      <w:pPr>
+        <w:tabs>
+          <w:tab w:val="num" w:pos="2160"/>
+        </w:tabs>
+        <w:ind w:left="2160" w:hanging="360"/>
+      </w:pPr>
+      <w:rPr>
+        <w:rFonts w:ascii="Wingdings" w:hAnsi="Wingdings" w:hint="default"/>
+        <w:sz w:val="20"/>
+      </w:rPr>
+    </w:lvl>
+    <w:lvl w:ilvl="3" w:tentative="1">
+      <w:start w:val="1"/>
+      <w:numFmt w:val="bullet"/>
+      <w:lvlText w:val=""/>
+      <w:lvlJc w:val="left"/>
+      <w:pPr>
+        <w:tabs>
+          <w:tab w:val="num" w:pos="2880"/>
+        </w:tabs>
+        <w:ind w:left="2880" w:hanging="360"/>
+      </w:pPr>
+      <w:rPr>
+        <w:rFonts w:ascii="Wingdings" w:hAnsi="Wingdings" w:hint="default"/>
+        <w:sz w:val="20"/>
+      </w:rPr>
+    </w:lvl>
+    <w:lvl w:ilvl="4" w:tentative="1">
+      <w:start w:val="1"/>
+      <w:numFmt w:val="bullet"/>
+      <w:lvlText w:val=""/>
+      <w:lvlJc w:val="left"/>
+      <w:pPr>
+        <w:tabs>
+          <w:tab w:val="num" w:pos="3600"/>
+        </w:tabs>
+        <w:ind w:left="3600" w:hanging="360"/>
+      </w:pPr>
+      <w:rPr>
+        <w:rFonts w:ascii="Wingdings" w:hAnsi="Wingdings" w:hint="default"/>
+        <w:sz w:val="20"/>
+      </w:rPr>
+    </w:lvl>
+    <w:lvl w:ilvl="5" w:tentative="1">
+      <w:start w:val="1"/>
+      <w:numFmt w:val="bullet"/>
+      <w:lvlText w:val=""/>
+      <w:lvlJc w:val="left"/>
+      <w:pPr>
+        <w:tabs>
+          <w:tab w:val="num" w:pos="4320"/>
+        </w:tabs>
+        <w:ind w:left="4320" w:hanging="360"/>
+      </w:pPr>
+      <w:rPr>
+        <w:rFonts w:ascii="Wingdings" w:hAnsi="Wingdings" w:hint="default"/>
+        <w:sz w:val="20"/>
+      </w:rPr>
+    </w:lvl>
+    <w:lvl w:ilvl="6" w:tentative="1">
+      <w:start w:val="1"/>
+      <w:numFmt w:val="bullet"/>
+      <w:lvlText w:val=""/>
+      <w:lvlJc w:val="left"/>
+      <w:pPr>
+        <w:tabs>
+          <w:tab w:val="num" w:pos="5040"/>
+        </w:tabs>
+        <w:ind w:left="5040" w:hanging="360"/>
+      </w:pPr>
+      <w:rPr>
+        <w:rFonts w:ascii="Wingdings" w:hAnsi="Wingdings" w:hint="default"/>
+        <w:sz w:val="20"/>
+      </w:rPr>
+    </w:lvl>
+    <w:lvl w:ilvl="7" w:tentative="1">
+      <w:start w:val="1"/>
+      <w:numFmt w:val="bullet"/>
+      <w:lvlText w:val=""/>
+      <w:lvlJc w:val="left"/>
+      <w:pPr>
+        <w:tabs>
+          <w:tab w:val="num" w:pos="5760"/>
+        </w:tabs>
+        <w:ind w:left="5760" w:hanging="360"/>
+      </w:pPr>
+      <w:rPr>
+        <w:rFonts w:ascii="Wingdings" w:hAnsi="Wingdings" w:hint="default"/>
+        <w:sz w:val="20"/>
+      </w:rPr>
+    </w:lvl>
+    <w:lvl w:ilvl="8" w:tentative="1">
+      <w:start w:val="1"/>
+      <w:numFmt w:val="bullet"/>
+      <w:lvlText w:val=""/>
+      <w:lvlJc w:val="left"/>
+      <w:pPr>
+        <w:tabs>
+          <w:tab w:val="num" w:pos="6480"/>
+        </w:tabs>
+        <w:ind w:left="6480" w:hanging="360"/>
+      </w:pPr>
+      <w:rPr>
+        <w:rFonts w:ascii="Wingdings" w:hAnsi="Wingdings" w:hint="default"/>
+        <w:sz w:val="20"/>
+      </w:rPr>
+    </w:lvl>
+  </w:abstractNum>
+  <w:abstractNum w:abstractNumId="19" w15:restartNumberingAfterBreak="0">
+    <w:nsid w:val="3EEC15AC"/>
+    <w:multiLevelType w:val="multilevel"/>
+    <w:tmpl w:val="47DC1616"/>
+    <w:lvl w:ilvl="0">
+      <w:start w:val="1"/>
+      <w:numFmt w:val="bullet"/>
+      <w:lvlText w:val=""/>
+      <w:lvlJc w:val="left"/>
+      <w:pPr>
+        <w:tabs>
+          <w:tab w:val="num" w:pos="720"/>
+        </w:tabs>
+        <w:ind w:left="720" w:hanging="360"/>
+      </w:pPr>
+      <w:rPr>
+        <w:rFonts w:ascii="Symbol" w:hAnsi="Symbol" w:hint="default"/>
+        <w:sz w:val="20"/>
+      </w:rPr>
+    </w:lvl>
+    <w:lvl w:ilvl="1" w:tentative="1">
+      <w:start w:val="1"/>
+      <w:numFmt w:val="bullet"/>
+      <w:lvlText w:val="o"/>
+      <w:lvlJc w:val="left"/>
+      <w:pPr>
+        <w:tabs>
+          <w:tab w:val="num" w:pos="1440"/>
+        </w:tabs>
+        <w:ind w:left="1440" w:hanging="360"/>
+      </w:pPr>
+      <w:rPr>
+        <w:rFonts w:ascii="Courier New" w:hAnsi="Courier New" w:hint="default"/>
+        <w:sz w:val="20"/>
+      </w:rPr>
+    </w:lvl>
+    <w:lvl w:ilvl="2" w:tentative="1">
+      <w:start w:val="1"/>
+      <w:numFmt w:val="bullet"/>
+      <w:lvlText w:val=""/>
+      <w:lvlJc w:val="left"/>
+      <w:pPr>
+        <w:tabs>
+          <w:tab w:val="num" w:pos="2160"/>
+        </w:tabs>
+        <w:ind w:left="2160" w:hanging="360"/>
+      </w:pPr>
+      <w:rPr>
+        <w:rFonts w:ascii="Wingdings" w:hAnsi="Wingdings" w:hint="default"/>
+        <w:sz w:val="20"/>
+      </w:rPr>
+    </w:lvl>
+    <w:lvl w:ilvl="3" w:tentative="1">
+      <w:start w:val="1"/>
+      <w:numFmt w:val="bullet"/>
+      <w:lvlText w:val=""/>
+      <w:lvlJc w:val="left"/>
+      <w:pPr>
+        <w:tabs>
+          <w:tab w:val="num" w:pos="2880"/>
+        </w:tabs>
+        <w:ind w:left="2880" w:hanging="360"/>
+      </w:pPr>
+      <w:rPr>
+        <w:rFonts w:ascii="Wingdings" w:hAnsi="Wingdings" w:hint="default"/>
+        <w:sz w:val="20"/>
+      </w:rPr>
+    </w:lvl>
+    <w:lvl w:ilvl="4" w:tentative="1">
+      <w:start w:val="1"/>
+      <w:numFmt w:val="bullet"/>
+      <w:lvlText w:val=""/>
+      <w:lvlJc w:val="left"/>
+      <w:pPr>
+        <w:tabs>
+          <w:tab w:val="num" w:pos="3600"/>
+        </w:tabs>
+        <w:ind w:left="3600" w:hanging="360"/>
+      </w:pPr>
+      <w:rPr>
+        <w:rFonts w:ascii="Wingdings" w:hAnsi="Wingdings" w:hint="default"/>
+        <w:sz w:val="20"/>
+      </w:rPr>
+    </w:lvl>
+    <w:lvl w:ilvl="5" w:tentative="1">
+      <w:start w:val="1"/>
+      <w:numFmt w:val="bullet"/>
+      <w:lvlText w:val=""/>
+      <w:lvlJc w:val="left"/>
+      <w:pPr>
+        <w:tabs>
+          <w:tab w:val="num" w:pos="4320"/>
+        </w:tabs>
+        <w:ind w:left="4320" w:hanging="360"/>
+      </w:pPr>
+      <w:rPr>
+        <w:rFonts w:ascii="Wingdings" w:hAnsi="Wingdings" w:hint="default"/>
+        <w:sz w:val="20"/>
+      </w:rPr>
+    </w:lvl>
+    <w:lvl w:ilvl="6" w:tentative="1">
+      <w:start w:val="1"/>
+      <w:numFmt w:val="bullet"/>
+      <w:lvlText w:val=""/>
+      <w:lvlJc w:val="left"/>
+      <w:pPr>
+        <w:tabs>
+          <w:tab w:val="num" w:pos="5040"/>
+        </w:tabs>
+        <w:ind w:left="5040" w:hanging="360"/>
+      </w:pPr>
+      <w:rPr>
+        <w:rFonts w:ascii="Wingdings" w:hAnsi="Wingdings" w:hint="default"/>
+        <w:sz w:val="20"/>
+      </w:rPr>
+    </w:lvl>
+    <w:lvl w:ilvl="7" w:tentative="1">
+      <w:start w:val="1"/>
+      <w:numFmt w:val="bullet"/>
+      <w:lvlText w:val=""/>
+      <w:lvlJc w:val="left"/>
+      <w:pPr>
+        <w:tabs>
+          <w:tab w:val="num" w:pos="5760"/>
+        </w:tabs>
+        <w:ind w:left="5760" w:hanging="360"/>
+      </w:pPr>
+      <w:rPr>
+        <w:rFonts w:ascii="Wingdings" w:hAnsi="Wingdings" w:hint="default"/>
+        <w:sz w:val="20"/>
+      </w:rPr>
+    </w:lvl>
+    <w:lvl w:ilvl="8" w:tentative="1">
+      <w:start w:val="1"/>
+      <w:numFmt w:val="bullet"/>
+      <w:lvlText w:val=""/>
+      <w:lvlJc w:val="left"/>
+      <w:pPr>
+        <w:tabs>
+          <w:tab w:val="num" w:pos="6480"/>
+        </w:tabs>
+        <w:ind w:left="6480" w:hanging="360"/>
+      </w:pPr>
+      <w:rPr>
+        <w:rFonts w:ascii="Wingdings" w:hAnsi="Wingdings" w:hint="default"/>
+        <w:sz w:val="20"/>
+      </w:rPr>
+    </w:lvl>
+  </w:abstractNum>
+  <w:abstractNum w:abstractNumId="20" w15:restartNumberingAfterBreak="0">
+    <w:nsid w:val="3F2E11BA"/>
+    <w:multiLevelType w:val="multilevel"/>
+    <w:tmpl w:val="9048C3F0"/>
+    <w:lvl w:ilvl="0">
+      <w:start w:val="1"/>
+      <w:numFmt w:val="bullet"/>
+      <w:lvlText w:val=""/>
+      <w:lvlJc w:val="left"/>
+      <w:pPr>
+        <w:tabs>
+          <w:tab w:val="num" w:pos="720"/>
+        </w:tabs>
+        <w:ind w:left="720" w:hanging="360"/>
+      </w:pPr>
+      <w:rPr>
+        <w:rFonts w:ascii="Symbol" w:hAnsi="Symbol" w:hint="default"/>
+        <w:sz w:val="20"/>
+      </w:rPr>
+    </w:lvl>
+    <w:lvl w:ilvl="1" w:tentative="1">
+      <w:start w:val="1"/>
+      <w:numFmt w:val="bullet"/>
+      <w:lvlText w:val="o"/>
+      <w:lvlJc w:val="left"/>
+      <w:pPr>
+        <w:tabs>
+          <w:tab w:val="num" w:pos="1440"/>
+        </w:tabs>
+        <w:ind w:left="1440" w:hanging="360"/>
+      </w:pPr>
+      <w:rPr>
+        <w:rFonts w:ascii="Courier New" w:hAnsi="Courier New" w:hint="default"/>
+        <w:sz w:val="20"/>
+      </w:rPr>
+    </w:lvl>
+    <w:lvl w:ilvl="2" w:tentative="1">
+      <w:start w:val="1"/>
+      <w:numFmt w:val="bullet"/>
+      <w:lvlText w:val=""/>
+      <w:lvlJc w:val="left"/>
+      <w:pPr>
+        <w:tabs>
+          <w:tab w:val="num" w:pos="2160"/>
+        </w:tabs>
+        <w:ind w:left="2160" w:hanging="360"/>
+      </w:pPr>
+      <w:rPr>
+        <w:rFonts w:ascii="Wingdings" w:hAnsi="Wingdings" w:hint="default"/>
+        <w:sz w:val="20"/>
+      </w:rPr>
+    </w:lvl>
+    <w:lvl w:ilvl="3" w:tentative="1">
+      <w:start w:val="1"/>
+      <w:numFmt w:val="bullet"/>
+      <w:lvlText w:val=""/>
+      <w:lvlJc w:val="left"/>
+      <w:pPr>
+        <w:tabs>
+          <w:tab w:val="num" w:pos="2880"/>
+        </w:tabs>
+        <w:ind w:left="2880" w:hanging="360"/>
+      </w:pPr>
+      <w:rPr>
+        <w:rFonts w:ascii="Wingdings" w:hAnsi="Wingdings" w:hint="default"/>
+        <w:sz w:val="20"/>
+      </w:rPr>
+    </w:lvl>
+    <w:lvl w:ilvl="4" w:tentative="1">
+      <w:start w:val="1"/>
+      <w:numFmt w:val="bullet"/>
+      <w:lvlText w:val=""/>
+      <w:lvlJc w:val="left"/>
+      <w:pPr>
+        <w:tabs>
+          <w:tab w:val="num" w:pos="3600"/>
+        </w:tabs>
+        <w:ind w:left="3600" w:hanging="360"/>
+      </w:pPr>
+      <w:rPr>
+        <w:rFonts w:ascii="Wingdings" w:hAnsi="Wingdings" w:hint="default"/>
+        <w:sz w:val="20"/>
+      </w:rPr>
+    </w:lvl>
+    <w:lvl w:ilvl="5" w:tentative="1">
+      <w:start w:val="1"/>
+      <w:numFmt w:val="bullet"/>
+      <w:lvlText w:val=""/>
+      <w:lvlJc w:val="left"/>
+      <w:pPr>
+        <w:tabs>
+          <w:tab w:val="num" w:pos="4320"/>
+        </w:tabs>
+        <w:ind w:left="4320" w:hanging="360"/>
+      </w:pPr>
+      <w:rPr>
+        <w:rFonts w:ascii="Wingdings" w:hAnsi="Wingdings" w:hint="default"/>
+        <w:sz w:val="20"/>
+      </w:rPr>
+    </w:lvl>
+    <w:lvl w:ilvl="6" w:tentative="1">
+      <w:start w:val="1"/>
+      <w:numFmt w:val="bullet"/>
+      <w:lvlText w:val=""/>
+      <w:lvlJc w:val="left"/>
+      <w:pPr>
+        <w:tabs>
+          <w:tab w:val="num" w:pos="5040"/>
+        </w:tabs>
+        <w:ind w:left="5040" w:hanging="360"/>
+      </w:pPr>
+      <w:rPr>
+        <w:rFonts w:ascii="Wingdings" w:hAnsi="Wingdings" w:hint="default"/>
+        <w:sz w:val="20"/>
+      </w:rPr>
+    </w:lvl>
+    <w:lvl w:ilvl="7" w:tentative="1">
+      <w:start w:val="1"/>
+      <w:numFmt w:val="bullet"/>
+      <w:lvlText w:val=""/>
+      <w:lvlJc w:val="left"/>
+      <w:pPr>
+        <w:tabs>
+          <w:tab w:val="num" w:pos="5760"/>
+        </w:tabs>
+        <w:ind w:left="5760" w:hanging="360"/>
+      </w:pPr>
+      <w:rPr>
+        <w:rFonts w:ascii="Wingdings" w:hAnsi="Wingdings" w:hint="default"/>
+        <w:sz w:val="20"/>
+      </w:rPr>
+    </w:lvl>
+    <w:lvl w:ilvl="8" w:tentative="1">
+      <w:start w:val="1"/>
+      <w:numFmt w:val="bullet"/>
+      <w:lvlText w:val=""/>
+      <w:lvlJc w:val="left"/>
+      <w:pPr>
+        <w:tabs>
+          <w:tab w:val="num" w:pos="6480"/>
+        </w:tabs>
+        <w:ind w:left="6480" w:hanging="360"/>
+      </w:pPr>
+      <w:rPr>
+        <w:rFonts w:ascii="Wingdings" w:hAnsi="Wingdings" w:hint="default"/>
+        <w:sz w:val="20"/>
+      </w:rPr>
+    </w:lvl>
+  </w:abstractNum>
+  <w:abstractNum w:abstractNumId="21" w15:restartNumberingAfterBreak="0">
+    <w:nsid w:val="446F262E"/>
+    <w:multiLevelType w:val="multilevel"/>
+    <w:tmpl w:val="EAEC1806"/>
+    <w:lvl w:ilvl="0">
+      <w:start w:val="1"/>
+      <w:numFmt w:val="bullet"/>
+      <w:lvlText w:val=""/>
+      <w:lvlJc w:val="left"/>
+      <w:pPr>
+        <w:tabs>
+          <w:tab w:val="num" w:pos="720"/>
+        </w:tabs>
+        <w:ind w:left="720" w:hanging="360"/>
+      </w:pPr>
+      <w:rPr>
+        <w:rFonts w:ascii="Symbol" w:hAnsi="Symbol" w:hint="default"/>
+        <w:sz w:val="20"/>
+      </w:rPr>
+    </w:lvl>
+    <w:lvl w:ilvl="1" w:tentative="1">
+      <w:start w:val="1"/>
+      <w:numFmt w:val="bullet"/>
+      <w:lvlText w:val="o"/>
+      <w:lvlJc w:val="left"/>
+      <w:pPr>
+        <w:tabs>
+          <w:tab w:val="num" w:pos="1440"/>
+        </w:tabs>
+        <w:ind w:left="1440" w:hanging="360"/>
+      </w:pPr>
+      <w:rPr>
+        <w:rFonts w:ascii="Courier New" w:hAnsi="Courier New" w:hint="default"/>
+        <w:sz w:val="20"/>
+      </w:rPr>
+    </w:lvl>
+    <w:lvl w:ilvl="2" w:tentative="1">
+      <w:start w:val="1"/>
+      <w:numFmt w:val="bullet"/>
+      <w:lvlText w:val=""/>
+      <w:lvlJc w:val="left"/>
+      <w:pPr>
+        <w:tabs>
+          <w:tab w:val="num" w:pos="2160"/>
+        </w:tabs>
+        <w:ind w:left="2160" w:hanging="360"/>
+      </w:pPr>
+      <w:rPr>
+        <w:rFonts w:ascii="Wingdings" w:hAnsi="Wingdings" w:hint="default"/>
+        <w:sz w:val="20"/>
+      </w:rPr>
+    </w:lvl>
+    <w:lvl w:ilvl="3" w:tentative="1">
+      <w:start w:val="1"/>
+      <w:numFmt w:val="bullet"/>
+      <w:lvlText w:val=""/>
+      <w:lvlJc w:val="left"/>
+      <w:pPr>
+        <w:tabs>
+          <w:tab w:val="num" w:pos="2880"/>
+        </w:tabs>
+        <w:ind w:left="2880" w:hanging="360"/>
+      </w:pPr>
+      <w:rPr>
+        <w:rFonts w:ascii="Wingdings" w:hAnsi="Wingdings" w:hint="default"/>
+        <w:sz w:val="20"/>
+      </w:rPr>
+    </w:lvl>
+    <w:lvl w:ilvl="4" w:tentative="1">
+      <w:start w:val="1"/>
+      <w:numFmt w:val="bullet"/>
+      <w:lvlText w:val=""/>
+      <w:lvlJc w:val="left"/>
+      <w:pPr>
+        <w:tabs>
+          <w:tab w:val="num" w:pos="3600"/>
+        </w:tabs>
+        <w:ind w:left="3600" w:hanging="360"/>
+      </w:pPr>
+      <w:rPr>
+        <w:rFonts w:ascii="Wingdings" w:hAnsi="Wingdings" w:hint="default"/>
+        <w:sz w:val="20"/>
+      </w:rPr>
+    </w:lvl>
+    <w:lvl w:ilvl="5" w:tentative="1">
+      <w:start w:val="1"/>
+      <w:numFmt w:val="bullet"/>
+      <w:lvlText w:val=""/>
+      <w:lvlJc w:val="left"/>
+      <w:pPr>
+        <w:tabs>
+          <w:tab w:val="num" w:pos="4320"/>
+        </w:tabs>
+        <w:ind w:left="4320" w:hanging="360"/>
+      </w:pPr>
+      <w:rPr>
+        <w:rFonts w:ascii="Wingdings" w:hAnsi="Wingdings" w:hint="default"/>
+        <w:sz w:val="20"/>
+      </w:rPr>
+    </w:lvl>
+    <w:lvl w:ilvl="6" w:tentative="1">
+      <w:start w:val="1"/>
+      <w:numFmt w:val="bullet"/>
+      <w:lvlText w:val=""/>
+      <w:lvlJc w:val="left"/>
+      <w:pPr>
+        <w:tabs>
+          <w:tab w:val="num" w:pos="5040"/>
+        </w:tabs>
+        <w:ind w:left="5040" w:hanging="360"/>
+      </w:pPr>
+      <w:rPr>
+        <w:rFonts w:ascii="Wingdings" w:hAnsi="Wingdings" w:hint="default"/>
+        <w:sz w:val="20"/>
+      </w:rPr>
+    </w:lvl>
+    <w:lvl w:ilvl="7" w:tentative="1">
+      <w:start w:val="1"/>
+      <w:numFmt w:val="bullet"/>
+      <w:lvlText w:val=""/>
+      <w:lvlJc w:val="left"/>
+      <w:pPr>
+        <w:tabs>
+          <w:tab w:val="num" w:pos="5760"/>
+        </w:tabs>
+        <w:ind w:left="5760" w:hanging="360"/>
+      </w:pPr>
+      <w:rPr>
+        <w:rFonts w:ascii="Wingdings" w:hAnsi="Wingdings" w:hint="default"/>
+        <w:sz w:val="20"/>
+      </w:rPr>
+    </w:lvl>
+    <w:lvl w:ilvl="8" w:tentative="1">
+      <w:start w:val="1"/>
+      <w:numFmt w:val="bullet"/>
+      <w:lvlText w:val=""/>
+      <w:lvlJc w:val="left"/>
+      <w:pPr>
+        <w:tabs>
+          <w:tab w:val="num" w:pos="6480"/>
+        </w:tabs>
+        <w:ind w:left="6480" w:hanging="360"/>
+      </w:pPr>
+      <w:rPr>
+        <w:rFonts w:ascii="Wingdings" w:hAnsi="Wingdings" w:hint="default"/>
+        <w:sz w:val="20"/>
+      </w:rPr>
+    </w:lvl>
+  </w:abstractNum>
+  <w:abstractNum w:abstractNumId="22" w15:restartNumberingAfterBreak="0">
+    <w:nsid w:val="47DA2AE1"/>
+    <w:multiLevelType w:val="multilevel"/>
+    <w:tmpl w:val="70C47790"/>
+    <w:lvl w:ilvl="0">
+      <w:start w:val="1"/>
+      <w:numFmt w:val="bullet"/>
+      <w:lvlText w:val=""/>
+      <w:lvlJc w:val="left"/>
+      <w:pPr>
+        <w:tabs>
+          <w:tab w:val="num" w:pos="720"/>
+        </w:tabs>
+        <w:ind w:left="720" w:hanging="360"/>
+      </w:pPr>
+      <w:rPr>
+        <w:rFonts w:ascii="Symbol" w:hAnsi="Symbol" w:hint="default"/>
+        <w:sz w:val="20"/>
+      </w:rPr>
+    </w:lvl>
+    <w:lvl w:ilvl="1" w:tentative="1">
+      <w:start w:val="1"/>
+      <w:numFmt w:val="bullet"/>
+      <w:lvlText w:val="o"/>
+      <w:lvlJc w:val="left"/>
+      <w:pPr>
+        <w:tabs>
+          <w:tab w:val="num" w:pos="1440"/>
+        </w:tabs>
+        <w:ind w:left="1440" w:hanging="360"/>
+      </w:pPr>
+      <w:rPr>
+        <w:rFonts w:ascii="Courier New" w:hAnsi="Courier New" w:hint="default"/>
+        <w:sz w:val="20"/>
+      </w:rPr>
+    </w:lvl>
+    <w:lvl w:ilvl="2" w:tentative="1">
+      <w:start w:val="1"/>
+      <w:numFmt w:val="bullet"/>
+      <w:lvlText w:val=""/>
+      <w:lvlJc w:val="left"/>
+      <w:pPr>
+        <w:tabs>
+          <w:tab w:val="num" w:pos="2160"/>
+        </w:tabs>
+        <w:ind w:left="2160" w:hanging="360"/>
+      </w:pPr>
+      <w:rPr>
+        <w:rFonts w:ascii="Wingdings" w:hAnsi="Wingdings" w:hint="default"/>
+        <w:sz w:val="20"/>
+      </w:rPr>
+    </w:lvl>
+    <w:lvl w:ilvl="3" w:tentative="1">
+      <w:start w:val="1"/>
+      <w:numFmt w:val="bullet"/>
+      <w:lvlText w:val=""/>
+      <w:lvlJc w:val="left"/>
+      <w:pPr>
+        <w:tabs>
+          <w:tab w:val="num" w:pos="2880"/>
+        </w:tabs>
+        <w:ind w:left="2880" w:hanging="360"/>
+      </w:pPr>
+      <w:rPr>
+        <w:rFonts w:ascii="Wingdings" w:hAnsi="Wingdings" w:hint="default"/>
+        <w:sz w:val="20"/>
+      </w:rPr>
+    </w:lvl>
+    <w:lvl w:ilvl="4" w:tentative="1">
+      <w:start w:val="1"/>
+      <w:numFmt w:val="bullet"/>
+      <w:lvlText w:val=""/>
+      <w:lvlJc w:val="left"/>
+      <w:pPr>
+        <w:tabs>
+          <w:tab w:val="num" w:pos="3600"/>
+        </w:tabs>
+        <w:ind w:left="3600" w:hanging="360"/>
+      </w:pPr>
+      <w:rPr>
+        <w:rFonts w:ascii="Wingdings" w:hAnsi="Wingdings" w:hint="default"/>
+        <w:sz w:val="20"/>
+      </w:rPr>
+    </w:lvl>
+    <w:lvl w:ilvl="5" w:tentative="1">
+      <w:start w:val="1"/>
+      <w:numFmt w:val="bullet"/>
+      <w:lvlText w:val=""/>
+      <w:lvlJc w:val="left"/>
+      <w:pPr>
+        <w:tabs>
+          <w:tab w:val="num" w:pos="4320"/>
+        </w:tabs>
+        <w:ind w:left="4320" w:hanging="360"/>
+      </w:pPr>
+      <w:rPr>
+        <w:rFonts w:ascii="Wingdings" w:hAnsi="Wingdings" w:hint="default"/>
+        <w:sz w:val="20"/>
+      </w:rPr>
+    </w:lvl>
+    <w:lvl w:ilvl="6" w:tentative="1">
+      <w:start w:val="1"/>
+      <w:numFmt w:val="bullet"/>
+      <w:lvlText w:val=""/>
+      <w:lvlJc w:val="left"/>
+      <w:pPr>
+        <w:tabs>
+          <w:tab w:val="num" w:pos="5040"/>
+        </w:tabs>
+        <w:ind w:left="5040" w:hanging="360"/>
+      </w:pPr>
+      <w:rPr>
+        <w:rFonts w:ascii="Wingdings" w:hAnsi="Wingdings" w:hint="default"/>
+        <w:sz w:val="20"/>
+      </w:rPr>
+    </w:lvl>
+    <w:lvl w:ilvl="7" w:tentative="1">
+      <w:start w:val="1"/>
+      <w:numFmt w:val="bullet"/>
+      <w:lvlText w:val=""/>
+      <w:lvlJc w:val="left"/>
+      <w:pPr>
+        <w:tabs>
+          <w:tab w:val="num" w:pos="5760"/>
+        </w:tabs>
+        <w:ind w:left="5760" w:hanging="360"/>
+      </w:pPr>
+      <w:rPr>
+        <w:rFonts w:ascii="Wingdings" w:hAnsi="Wingdings" w:hint="default"/>
+        <w:sz w:val="20"/>
+      </w:rPr>
+    </w:lvl>
+    <w:lvl w:ilvl="8" w:tentative="1">
+      <w:start w:val="1"/>
+      <w:numFmt w:val="bullet"/>
+      <w:lvlText w:val=""/>
+      <w:lvlJc w:val="left"/>
+      <w:pPr>
+        <w:tabs>
+          <w:tab w:val="num" w:pos="6480"/>
+        </w:tabs>
+        <w:ind w:left="6480" w:hanging="360"/>
+      </w:pPr>
+      <w:rPr>
+        <w:rFonts w:ascii="Wingdings" w:hAnsi="Wingdings" w:hint="default"/>
+        <w:sz w:val="20"/>
+      </w:rPr>
+    </w:lvl>
+  </w:abstractNum>
+  <w:abstractNum w:abstractNumId="23" w15:restartNumberingAfterBreak="0">
     <w:nsid w:val="52210DA0"/>
     <w:multiLevelType w:val="multilevel"/>
     <w:tmpl w:val="B7AE32BE"/>
@@ -3686,7 +7644,7 @@
       </w:rPr>
     </w:lvl>
   </w:abstractNum>
-  <w:abstractNum w:abstractNumId="10" w15:restartNumberingAfterBreak="0">
+  <w:abstractNum w:abstractNumId="24" w15:restartNumberingAfterBreak="0">
     <w:nsid w:val="522A56D8"/>
     <w:multiLevelType w:val="multilevel"/>
     <w:tmpl w:val="E488BA36"/>
@@ -3835,7 +7793,422 @@
       </w:rPr>
     </w:lvl>
   </w:abstractNum>
-  <w:abstractNum w:abstractNumId="11" w15:restartNumberingAfterBreak="0">
+  <w:abstractNum w:abstractNumId="25" w15:restartNumberingAfterBreak="0">
+    <w:nsid w:val="55E50C57"/>
+    <w:multiLevelType w:val="multilevel"/>
+    <w:tmpl w:val="49B65620"/>
+    <w:lvl w:ilvl="0">
+      <w:start w:val="1"/>
+      <w:numFmt w:val="decimal"/>
+      <w:lvlText w:val="%1."/>
+      <w:lvlJc w:val="left"/>
+      <w:pPr>
+        <w:tabs>
+          <w:tab w:val="num" w:pos="720"/>
+        </w:tabs>
+        <w:ind w:left="720" w:hanging="360"/>
+      </w:pPr>
+    </w:lvl>
+    <w:lvl w:ilvl="1">
+      <w:start w:val="1"/>
+      <w:numFmt w:val="bullet"/>
+      <w:lvlText w:val="o"/>
+      <w:lvlJc w:val="left"/>
+      <w:pPr>
+        <w:tabs>
+          <w:tab w:val="num" w:pos="1440"/>
+        </w:tabs>
+        <w:ind w:left="1440" w:hanging="360"/>
+      </w:pPr>
+      <w:rPr>
+        <w:rFonts w:ascii="Courier New" w:hAnsi="Courier New" w:hint="default"/>
+        <w:sz w:val="20"/>
+      </w:rPr>
+    </w:lvl>
+    <w:lvl w:ilvl="2" w:tentative="1">
+      <w:start w:val="1"/>
+      <w:numFmt w:val="decimal"/>
+      <w:lvlText w:val="%3."/>
+      <w:lvlJc w:val="left"/>
+      <w:pPr>
+        <w:tabs>
+          <w:tab w:val="num" w:pos="2160"/>
+        </w:tabs>
+        <w:ind w:left="2160" w:hanging="360"/>
+      </w:pPr>
+    </w:lvl>
+    <w:lvl w:ilvl="3" w:tentative="1">
+      <w:start w:val="1"/>
+      <w:numFmt w:val="decimal"/>
+      <w:lvlText w:val="%4."/>
+      <w:lvlJc w:val="left"/>
+      <w:pPr>
+        <w:tabs>
+          <w:tab w:val="num" w:pos="2880"/>
+        </w:tabs>
+        <w:ind w:left="2880" w:hanging="360"/>
+      </w:pPr>
+    </w:lvl>
+    <w:lvl w:ilvl="4" w:tentative="1">
+      <w:start w:val="1"/>
+      <w:numFmt w:val="decimal"/>
+      <w:lvlText w:val="%5."/>
+      <w:lvlJc w:val="left"/>
+      <w:pPr>
+        <w:tabs>
+          <w:tab w:val="num" w:pos="3600"/>
+        </w:tabs>
+        <w:ind w:left="3600" w:hanging="360"/>
+      </w:pPr>
+    </w:lvl>
+    <w:lvl w:ilvl="5" w:tentative="1">
+      <w:start w:val="1"/>
+      <w:numFmt w:val="decimal"/>
+      <w:lvlText w:val="%6."/>
+      <w:lvlJc w:val="left"/>
+      <w:pPr>
+        <w:tabs>
+          <w:tab w:val="num" w:pos="4320"/>
+        </w:tabs>
+        <w:ind w:left="4320" w:hanging="360"/>
+      </w:pPr>
+    </w:lvl>
+    <w:lvl w:ilvl="6" w:tentative="1">
+      <w:start w:val="1"/>
+      <w:numFmt w:val="decimal"/>
+      <w:lvlText w:val="%7."/>
+      <w:lvlJc w:val="left"/>
+      <w:pPr>
+        <w:tabs>
+          <w:tab w:val="num" w:pos="5040"/>
+        </w:tabs>
+        <w:ind w:left="5040" w:hanging="360"/>
+      </w:pPr>
+    </w:lvl>
+    <w:lvl w:ilvl="7" w:tentative="1">
+      <w:start w:val="1"/>
+      <w:numFmt w:val="decimal"/>
+      <w:lvlText w:val="%8."/>
+      <w:lvlJc w:val="left"/>
+      <w:pPr>
+        <w:tabs>
+          <w:tab w:val="num" w:pos="5760"/>
+        </w:tabs>
+        <w:ind w:left="5760" w:hanging="360"/>
+      </w:pPr>
+    </w:lvl>
+    <w:lvl w:ilvl="8" w:tentative="1">
+      <w:start w:val="1"/>
+      <w:numFmt w:val="decimal"/>
+      <w:lvlText w:val="%9."/>
+      <w:lvlJc w:val="left"/>
+      <w:pPr>
+        <w:tabs>
+          <w:tab w:val="num" w:pos="6480"/>
+        </w:tabs>
+        <w:ind w:left="6480" w:hanging="360"/>
+      </w:pPr>
+    </w:lvl>
+  </w:abstractNum>
+  <w:abstractNum w:abstractNumId="26" w15:restartNumberingAfterBreak="0">
+    <w:nsid w:val="5C2134A2"/>
+    <w:multiLevelType w:val="multilevel"/>
+    <w:tmpl w:val="C2E68E5E"/>
+    <w:lvl w:ilvl="0">
+      <w:start w:val="1"/>
+      <w:numFmt w:val="bullet"/>
+      <w:lvlText w:val=""/>
+      <w:lvlJc w:val="left"/>
+      <w:pPr>
+        <w:tabs>
+          <w:tab w:val="num" w:pos="720"/>
+        </w:tabs>
+        <w:ind w:left="720" w:hanging="360"/>
+      </w:pPr>
+      <w:rPr>
+        <w:rFonts w:ascii="Symbol" w:hAnsi="Symbol" w:hint="default"/>
+        <w:sz w:val="20"/>
+      </w:rPr>
+    </w:lvl>
+    <w:lvl w:ilvl="1" w:tentative="1">
+      <w:start w:val="1"/>
+      <w:numFmt w:val="bullet"/>
+      <w:lvlText w:val="o"/>
+      <w:lvlJc w:val="left"/>
+      <w:pPr>
+        <w:tabs>
+          <w:tab w:val="num" w:pos="1440"/>
+        </w:tabs>
+        <w:ind w:left="1440" w:hanging="360"/>
+      </w:pPr>
+      <w:rPr>
+        <w:rFonts w:ascii="Courier New" w:hAnsi="Courier New" w:hint="default"/>
+        <w:sz w:val="20"/>
+      </w:rPr>
+    </w:lvl>
+    <w:lvl w:ilvl="2" w:tentative="1">
+      <w:start w:val="1"/>
+      <w:numFmt w:val="bullet"/>
+      <w:lvlText w:val=""/>
+      <w:lvlJc w:val="left"/>
+      <w:pPr>
+        <w:tabs>
+          <w:tab w:val="num" w:pos="2160"/>
+        </w:tabs>
+        <w:ind w:left="2160" w:hanging="360"/>
+      </w:pPr>
+      <w:rPr>
+        <w:rFonts w:ascii="Wingdings" w:hAnsi="Wingdings" w:hint="default"/>
+        <w:sz w:val="20"/>
+      </w:rPr>
+    </w:lvl>
+    <w:lvl w:ilvl="3" w:tentative="1">
+      <w:start w:val="1"/>
+      <w:numFmt w:val="bullet"/>
+      <w:lvlText w:val=""/>
+      <w:lvlJc w:val="left"/>
+      <w:pPr>
+        <w:tabs>
+          <w:tab w:val="num" w:pos="2880"/>
+        </w:tabs>
+        <w:ind w:left="2880" w:hanging="360"/>
+      </w:pPr>
+      <w:rPr>
+        <w:rFonts w:ascii="Wingdings" w:hAnsi="Wingdings" w:hint="default"/>
+        <w:sz w:val="20"/>
+      </w:rPr>
+    </w:lvl>
+    <w:lvl w:ilvl="4" w:tentative="1">
+      <w:start w:val="1"/>
+      <w:numFmt w:val="bullet"/>
+      <w:lvlText w:val=""/>
+      <w:lvlJc w:val="left"/>
+      <w:pPr>
+        <w:tabs>
+          <w:tab w:val="num" w:pos="3600"/>
+        </w:tabs>
+        <w:ind w:left="3600" w:hanging="360"/>
+      </w:pPr>
+      <w:rPr>
+        <w:rFonts w:ascii="Wingdings" w:hAnsi="Wingdings" w:hint="default"/>
+        <w:sz w:val="20"/>
+      </w:rPr>
+    </w:lvl>
+    <w:lvl w:ilvl="5" w:tentative="1">
+      <w:start w:val="1"/>
+      <w:numFmt w:val="bullet"/>
+      <w:lvlText w:val=""/>
+      <w:lvlJc w:val="left"/>
+      <w:pPr>
+        <w:tabs>
+          <w:tab w:val="num" w:pos="4320"/>
+        </w:tabs>
+        <w:ind w:left="4320" w:hanging="360"/>
+      </w:pPr>
+      <w:rPr>
+        <w:rFonts w:ascii="Wingdings" w:hAnsi="Wingdings" w:hint="default"/>
+        <w:sz w:val="20"/>
+      </w:rPr>
+    </w:lvl>
+    <w:lvl w:ilvl="6" w:tentative="1">
+      <w:start w:val="1"/>
+      <w:numFmt w:val="bullet"/>
+      <w:lvlText w:val=""/>
+      <w:lvlJc w:val="left"/>
+      <w:pPr>
+        <w:tabs>
+          <w:tab w:val="num" w:pos="5040"/>
+        </w:tabs>
+        <w:ind w:left="5040" w:hanging="360"/>
+      </w:pPr>
+      <w:rPr>
+        <w:rFonts w:ascii="Wingdings" w:hAnsi="Wingdings" w:hint="default"/>
+        <w:sz w:val="20"/>
+      </w:rPr>
+    </w:lvl>
+    <w:lvl w:ilvl="7" w:tentative="1">
+      <w:start w:val="1"/>
+      <w:numFmt w:val="bullet"/>
+      <w:lvlText w:val=""/>
+      <w:lvlJc w:val="left"/>
+      <w:pPr>
+        <w:tabs>
+          <w:tab w:val="num" w:pos="5760"/>
+        </w:tabs>
+        <w:ind w:left="5760" w:hanging="360"/>
+      </w:pPr>
+      <w:rPr>
+        <w:rFonts w:ascii="Wingdings" w:hAnsi="Wingdings" w:hint="default"/>
+        <w:sz w:val="20"/>
+      </w:rPr>
+    </w:lvl>
+    <w:lvl w:ilvl="8" w:tentative="1">
+      <w:start w:val="1"/>
+      <w:numFmt w:val="bullet"/>
+      <w:lvlText w:val=""/>
+      <w:lvlJc w:val="left"/>
+      <w:pPr>
+        <w:tabs>
+          <w:tab w:val="num" w:pos="6480"/>
+        </w:tabs>
+        <w:ind w:left="6480" w:hanging="360"/>
+      </w:pPr>
+      <w:rPr>
+        <w:rFonts w:ascii="Wingdings" w:hAnsi="Wingdings" w:hint="default"/>
+        <w:sz w:val="20"/>
+      </w:rPr>
+    </w:lvl>
+  </w:abstractNum>
+  <w:abstractNum w:abstractNumId="27" w15:restartNumberingAfterBreak="0">
+    <w:nsid w:val="68ED2CD2"/>
+    <w:multiLevelType w:val="multilevel"/>
+    <w:tmpl w:val="60562BDA"/>
+    <w:lvl w:ilvl="0">
+      <w:start w:val="1"/>
+      <w:numFmt w:val="bullet"/>
+      <w:lvlText w:val=""/>
+      <w:lvlJc w:val="left"/>
+      <w:pPr>
+        <w:tabs>
+          <w:tab w:val="num" w:pos="720"/>
+        </w:tabs>
+        <w:ind w:left="720" w:hanging="360"/>
+      </w:pPr>
+      <w:rPr>
+        <w:rFonts w:ascii="Symbol" w:hAnsi="Symbol" w:hint="default"/>
+        <w:sz w:val="20"/>
+      </w:rPr>
+    </w:lvl>
+    <w:lvl w:ilvl="1" w:tentative="1">
+      <w:start w:val="1"/>
+      <w:numFmt w:val="bullet"/>
+      <w:lvlText w:val="o"/>
+      <w:lvlJc w:val="left"/>
+      <w:pPr>
+        <w:tabs>
+          <w:tab w:val="num" w:pos="1440"/>
+        </w:tabs>
+        <w:ind w:left="1440" w:hanging="360"/>
+      </w:pPr>
+      <w:rPr>
+        <w:rFonts w:ascii="Courier New" w:hAnsi="Courier New" w:hint="default"/>
+        <w:sz w:val="20"/>
+      </w:rPr>
+    </w:lvl>
+    <w:lvl w:ilvl="2" w:tentative="1">
+      <w:start w:val="1"/>
+      <w:numFmt w:val="bullet"/>
+      <w:lvlText w:val=""/>
+      <w:lvlJc w:val="left"/>
+      <w:pPr>
+        <w:tabs>
+          <w:tab w:val="num" w:pos="2160"/>
+        </w:tabs>
+        <w:ind w:left="2160" w:hanging="360"/>
+      </w:pPr>
+      <w:rPr>
+        <w:rFonts w:ascii="Wingdings" w:hAnsi="Wingdings" w:hint="default"/>
+        <w:sz w:val="20"/>
+      </w:rPr>
+    </w:lvl>
+    <w:lvl w:ilvl="3" w:tentative="1">
+      <w:start w:val="1"/>
+      <w:numFmt w:val="bullet"/>
+      <w:lvlText w:val=""/>
+      <w:lvlJc w:val="left"/>
+      <w:pPr>
+        <w:tabs>
+          <w:tab w:val="num" w:pos="2880"/>
+        </w:tabs>
+        <w:ind w:left="2880" w:hanging="360"/>
+      </w:pPr>
+      <w:rPr>
+        <w:rFonts w:ascii="Wingdings" w:hAnsi="Wingdings" w:hint="default"/>
+        <w:sz w:val="20"/>
+      </w:rPr>
+    </w:lvl>
+    <w:lvl w:ilvl="4" w:tentative="1">
+      <w:start w:val="1"/>
+      <w:numFmt w:val="bullet"/>
+      <w:lvlText w:val=""/>
+      <w:lvlJc w:val="left"/>
+      <w:pPr>
+        <w:tabs>
+          <w:tab w:val="num" w:pos="3600"/>
+        </w:tabs>
+        <w:ind w:left="3600" w:hanging="360"/>
+      </w:pPr>
+      <w:rPr>
+        <w:rFonts w:ascii="Wingdings" w:hAnsi="Wingdings" w:hint="default"/>
+        <w:sz w:val="20"/>
+      </w:rPr>
+    </w:lvl>
+    <w:lvl w:ilvl="5" w:tentative="1">
+      <w:start w:val="1"/>
+      <w:numFmt w:val="bullet"/>
+      <w:lvlText w:val=""/>
+      <w:lvlJc w:val="left"/>
+      <w:pPr>
+        <w:tabs>
+          <w:tab w:val="num" w:pos="4320"/>
+        </w:tabs>
+        <w:ind w:left="4320" w:hanging="360"/>
+      </w:pPr>
+      <w:rPr>
+        <w:rFonts w:ascii="Wingdings" w:hAnsi="Wingdings" w:hint="default"/>
+        <w:sz w:val="20"/>
+      </w:rPr>
+    </w:lvl>
+    <w:lvl w:ilvl="6" w:tentative="1">
+      <w:start w:val="1"/>
+      <w:numFmt w:val="bullet"/>
+      <w:lvlText w:val=""/>
+      <w:lvlJc w:val="left"/>
+      <w:pPr>
+        <w:tabs>
+          <w:tab w:val="num" w:pos="5040"/>
+        </w:tabs>
+        <w:ind w:left="5040" w:hanging="360"/>
+      </w:pPr>
+      <w:rPr>
+        <w:rFonts w:ascii="Wingdings" w:hAnsi="Wingdings" w:hint="default"/>
+        <w:sz w:val="20"/>
+      </w:rPr>
+    </w:lvl>
+    <w:lvl w:ilvl="7" w:tentative="1">
+      <w:start w:val="1"/>
+      <w:numFmt w:val="bullet"/>
+      <w:lvlText w:val=""/>
+      <w:lvlJc w:val="left"/>
+      <w:pPr>
+        <w:tabs>
+          <w:tab w:val="num" w:pos="5760"/>
+        </w:tabs>
+        <w:ind w:left="5760" w:hanging="360"/>
+      </w:pPr>
+      <w:rPr>
+        <w:rFonts w:ascii="Wingdings" w:hAnsi="Wingdings" w:hint="default"/>
+        <w:sz w:val="20"/>
+      </w:rPr>
+    </w:lvl>
+    <w:lvl w:ilvl="8" w:tentative="1">
+      <w:start w:val="1"/>
+      <w:numFmt w:val="bullet"/>
+      <w:lvlText w:val=""/>
+      <w:lvlJc w:val="left"/>
+      <w:pPr>
+        <w:tabs>
+          <w:tab w:val="num" w:pos="6480"/>
+        </w:tabs>
+        <w:ind w:left="6480" w:hanging="360"/>
+      </w:pPr>
+      <w:rPr>
+        <w:rFonts w:ascii="Wingdings" w:hAnsi="Wingdings" w:hint="default"/>
+        <w:sz w:val="20"/>
+      </w:rPr>
+    </w:lvl>
+  </w:abstractNum>
+  <w:abstractNum w:abstractNumId="28" w15:restartNumberingAfterBreak="0">
     <w:nsid w:val="696064E3"/>
     <w:multiLevelType w:val="multilevel"/>
     <w:tmpl w:val="52A4ECAE"/>
@@ -3984,7 +8357,156 @@
       </w:rPr>
     </w:lvl>
   </w:abstractNum>
-  <w:abstractNum w:abstractNumId="12" w15:restartNumberingAfterBreak="0">
+  <w:abstractNum w:abstractNumId="29" w15:restartNumberingAfterBreak="0">
+    <w:nsid w:val="6AAA5C33"/>
+    <w:multiLevelType w:val="multilevel"/>
+    <w:tmpl w:val="9664F25C"/>
+    <w:lvl w:ilvl="0">
+      <w:start w:val="1"/>
+      <w:numFmt w:val="bullet"/>
+      <w:lvlText w:val=""/>
+      <w:lvlJc w:val="left"/>
+      <w:pPr>
+        <w:tabs>
+          <w:tab w:val="num" w:pos="720"/>
+        </w:tabs>
+        <w:ind w:left="720" w:hanging="360"/>
+      </w:pPr>
+      <w:rPr>
+        <w:rFonts w:ascii="Symbol" w:hAnsi="Symbol" w:hint="default"/>
+        <w:sz w:val="20"/>
+      </w:rPr>
+    </w:lvl>
+    <w:lvl w:ilvl="1" w:tentative="1">
+      <w:start w:val="1"/>
+      <w:numFmt w:val="bullet"/>
+      <w:lvlText w:val="o"/>
+      <w:lvlJc w:val="left"/>
+      <w:pPr>
+        <w:tabs>
+          <w:tab w:val="num" w:pos="1440"/>
+        </w:tabs>
+        <w:ind w:left="1440" w:hanging="360"/>
+      </w:pPr>
+      <w:rPr>
+        <w:rFonts w:ascii="Courier New" w:hAnsi="Courier New" w:hint="default"/>
+        <w:sz w:val="20"/>
+      </w:rPr>
+    </w:lvl>
+    <w:lvl w:ilvl="2" w:tentative="1">
+      <w:start w:val="1"/>
+      <w:numFmt w:val="bullet"/>
+      <w:lvlText w:val=""/>
+      <w:lvlJc w:val="left"/>
+      <w:pPr>
+        <w:tabs>
+          <w:tab w:val="num" w:pos="2160"/>
+        </w:tabs>
+        <w:ind w:left="2160" w:hanging="360"/>
+      </w:pPr>
+      <w:rPr>
+        <w:rFonts w:ascii="Wingdings" w:hAnsi="Wingdings" w:hint="default"/>
+        <w:sz w:val="20"/>
+      </w:rPr>
+    </w:lvl>
+    <w:lvl w:ilvl="3" w:tentative="1">
+      <w:start w:val="1"/>
+      <w:numFmt w:val="bullet"/>
+      <w:lvlText w:val=""/>
+      <w:lvlJc w:val="left"/>
+      <w:pPr>
+        <w:tabs>
+          <w:tab w:val="num" w:pos="2880"/>
+        </w:tabs>
+        <w:ind w:left="2880" w:hanging="360"/>
+      </w:pPr>
+      <w:rPr>
+        <w:rFonts w:ascii="Wingdings" w:hAnsi="Wingdings" w:hint="default"/>
+        <w:sz w:val="20"/>
+      </w:rPr>
+    </w:lvl>
+    <w:lvl w:ilvl="4" w:tentative="1">
+      <w:start w:val="1"/>
+      <w:numFmt w:val="bullet"/>
+      <w:lvlText w:val=""/>
+      <w:lvlJc w:val="left"/>
+      <w:pPr>
+        <w:tabs>
+          <w:tab w:val="num" w:pos="3600"/>
+        </w:tabs>
+        <w:ind w:left="3600" w:hanging="360"/>
+      </w:pPr>
+      <w:rPr>
+        <w:rFonts w:ascii="Wingdings" w:hAnsi="Wingdings" w:hint="default"/>
+        <w:sz w:val="20"/>
+      </w:rPr>
+    </w:lvl>
+    <w:lvl w:ilvl="5" w:tentative="1">
+      <w:start w:val="1"/>
+      <w:numFmt w:val="bullet"/>
+      <w:lvlText w:val=""/>
+      <w:lvlJc w:val="left"/>
+      <w:pPr>
+        <w:tabs>
+          <w:tab w:val="num" w:pos="4320"/>
+        </w:tabs>
+        <w:ind w:left="4320" w:hanging="360"/>
+      </w:pPr>
+      <w:rPr>
+        <w:rFonts w:ascii="Wingdings" w:hAnsi="Wingdings" w:hint="default"/>
+        <w:sz w:val="20"/>
+      </w:rPr>
+    </w:lvl>
+    <w:lvl w:ilvl="6" w:tentative="1">
+      <w:start w:val="1"/>
+      <w:numFmt w:val="bullet"/>
+      <w:lvlText w:val=""/>
+      <w:lvlJc w:val="left"/>
+      <w:pPr>
+        <w:tabs>
+          <w:tab w:val="num" w:pos="5040"/>
+        </w:tabs>
+        <w:ind w:left="5040" w:hanging="360"/>
+      </w:pPr>
+      <w:rPr>
+        <w:rFonts w:ascii="Wingdings" w:hAnsi="Wingdings" w:hint="default"/>
+        <w:sz w:val="20"/>
+      </w:rPr>
+    </w:lvl>
+    <w:lvl w:ilvl="7" w:tentative="1">
+      <w:start w:val="1"/>
+      <w:numFmt w:val="bullet"/>
+      <w:lvlText w:val=""/>
+      <w:lvlJc w:val="left"/>
+      <w:pPr>
+        <w:tabs>
+          <w:tab w:val="num" w:pos="5760"/>
+        </w:tabs>
+        <w:ind w:left="5760" w:hanging="360"/>
+      </w:pPr>
+      <w:rPr>
+        <w:rFonts w:ascii="Wingdings" w:hAnsi="Wingdings" w:hint="default"/>
+        <w:sz w:val="20"/>
+      </w:rPr>
+    </w:lvl>
+    <w:lvl w:ilvl="8" w:tentative="1">
+      <w:start w:val="1"/>
+      <w:numFmt w:val="bullet"/>
+      <w:lvlText w:val=""/>
+      <w:lvlJc w:val="left"/>
+      <w:pPr>
+        <w:tabs>
+          <w:tab w:val="num" w:pos="6480"/>
+        </w:tabs>
+        <w:ind w:left="6480" w:hanging="360"/>
+      </w:pPr>
+      <w:rPr>
+        <w:rFonts w:ascii="Wingdings" w:hAnsi="Wingdings" w:hint="default"/>
+        <w:sz w:val="20"/>
+      </w:rPr>
+    </w:lvl>
+  </w:abstractNum>
+  <w:abstractNum w:abstractNumId="30" w15:restartNumberingAfterBreak="0">
     <w:nsid w:val="7A445660"/>
     <w:multiLevelType w:val="multilevel"/>
     <w:tmpl w:val="C680B926"/>
@@ -4133,7 +8655,156 @@
       </w:rPr>
     </w:lvl>
   </w:abstractNum>
-  <w:abstractNum w:abstractNumId="13" w15:restartNumberingAfterBreak="0">
+  <w:abstractNum w:abstractNumId="31" w15:restartNumberingAfterBreak="0">
+    <w:nsid w:val="7DA45A6B"/>
+    <w:multiLevelType w:val="multilevel"/>
+    <w:tmpl w:val="F692CA9C"/>
+    <w:lvl w:ilvl="0">
+      <w:start w:val="1"/>
+      <w:numFmt w:val="bullet"/>
+      <w:lvlText w:val=""/>
+      <w:lvlJc w:val="left"/>
+      <w:pPr>
+        <w:tabs>
+          <w:tab w:val="num" w:pos="720"/>
+        </w:tabs>
+        <w:ind w:left="720" w:hanging="360"/>
+      </w:pPr>
+      <w:rPr>
+        <w:rFonts w:ascii="Symbol" w:hAnsi="Symbol" w:hint="default"/>
+        <w:sz w:val="20"/>
+      </w:rPr>
+    </w:lvl>
+    <w:lvl w:ilvl="1" w:tentative="1">
+      <w:start w:val="1"/>
+      <w:numFmt w:val="bullet"/>
+      <w:lvlText w:val="o"/>
+      <w:lvlJc w:val="left"/>
+      <w:pPr>
+        <w:tabs>
+          <w:tab w:val="num" w:pos="1440"/>
+        </w:tabs>
+        <w:ind w:left="1440" w:hanging="360"/>
+      </w:pPr>
+      <w:rPr>
+        <w:rFonts w:ascii="Courier New" w:hAnsi="Courier New" w:hint="default"/>
+        <w:sz w:val="20"/>
+      </w:rPr>
+    </w:lvl>
+    <w:lvl w:ilvl="2" w:tentative="1">
+      <w:start w:val="1"/>
+      <w:numFmt w:val="bullet"/>
+      <w:lvlText w:val=""/>
+      <w:lvlJc w:val="left"/>
+      <w:pPr>
+        <w:tabs>
+          <w:tab w:val="num" w:pos="2160"/>
+        </w:tabs>
+        <w:ind w:left="2160" w:hanging="360"/>
+      </w:pPr>
+      <w:rPr>
+        <w:rFonts w:ascii="Wingdings" w:hAnsi="Wingdings" w:hint="default"/>
+        <w:sz w:val="20"/>
+      </w:rPr>
+    </w:lvl>
+    <w:lvl w:ilvl="3" w:tentative="1">
+      <w:start w:val="1"/>
+      <w:numFmt w:val="bullet"/>
+      <w:lvlText w:val=""/>
+      <w:lvlJc w:val="left"/>
+      <w:pPr>
+        <w:tabs>
+          <w:tab w:val="num" w:pos="2880"/>
+        </w:tabs>
+        <w:ind w:left="2880" w:hanging="360"/>
+      </w:pPr>
+      <w:rPr>
+        <w:rFonts w:ascii="Wingdings" w:hAnsi="Wingdings" w:hint="default"/>
+        <w:sz w:val="20"/>
+      </w:rPr>
+    </w:lvl>
+    <w:lvl w:ilvl="4" w:tentative="1">
+      <w:start w:val="1"/>
+      <w:numFmt w:val="bullet"/>
+      <w:lvlText w:val=""/>
+      <w:lvlJc w:val="left"/>
+      <w:pPr>
+        <w:tabs>
+          <w:tab w:val="num" w:pos="3600"/>
+        </w:tabs>
+        <w:ind w:left="3600" w:hanging="360"/>
+      </w:pPr>
+      <w:rPr>
+        <w:rFonts w:ascii="Wingdings" w:hAnsi="Wingdings" w:hint="default"/>
+        <w:sz w:val="20"/>
+      </w:rPr>
+    </w:lvl>
+    <w:lvl w:ilvl="5" w:tentative="1">
+      <w:start w:val="1"/>
+      <w:numFmt w:val="bullet"/>
+      <w:lvlText w:val=""/>
+      <w:lvlJc w:val="left"/>
+      <w:pPr>
+        <w:tabs>
+          <w:tab w:val="num" w:pos="4320"/>
+        </w:tabs>
+        <w:ind w:left="4320" w:hanging="360"/>
+      </w:pPr>
+      <w:rPr>
+        <w:rFonts w:ascii="Wingdings" w:hAnsi="Wingdings" w:hint="default"/>
+        <w:sz w:val="20"/>
+      </w:rPr>
+    </w:lvl>
+    <w:lvl w:ilvl="6" w:tentative="1">
+      <w:start w:val="1"/>
+      <w:numFmt w:val="bullet"/>
+      <w:lvlText w:val=""/>
+      <w:lvlJc w:val="left"/>
+      <w:pPr>
+        <w:tabs>
+          <w:tab w:val="num" w:pos="5040"/>
+        </w:tabs>
+        <w:ind w:left="5040" w:hanging="360"/>
+      </w:pPr>
+      <w:rPr>
+        <w:rFonts w:ascii="Wingdings" w:hAnsi="Wingdings" w:hint="default"/>
+        <w:sz w:val="20"/>
+      </w:rPr>
+    </w:lvl>
+    <w:lvl w:ilvl="7" w:tentative="1">
+      <w:start w:val="1"/>
+      <w:numFmt w:val="bullet"/>
+      <w:lvlText w:val=""/>
+      <w:lvlJc w:val="left"/>
+      <w:pPr>
+        <w:tabs>
+          <w:tab w:val="num" w:pos="5760"/>
+        </w:tabs>
+        <w:ind w:left="5760" w:hanging="360"/>
+      </w:pPr>
+      <w:rPr>
+        <w:rFonts w:ascii="Wingdings" w:hAnsi="Wingdings" w:hint="default"/>
+        <w:sz w:val="20"/>
+      </w:rPr>
+    </w:lvl>
+    <w:lvl w:ilvl="8" w:tentative="1">
+      <w:start w:val="1"/>
+      <w:numFmt w:val="bullet"/>
+      <w:lvlText w:val=""/>
+      <w:lvlJc w:val="left"/>
+      <w:pPr>
+        <w:tabs>
+          <w:tab w:val="num" w:pos="6480"/>
+        </w:tabs>
+        <w:ind w:left="6480" w:hanging="360"/>
+      </w:pPr>
+      <w:rPr>
+        <w:rFonts w:ascii="Wingdings" w:hAnsi="Wingdings" w:hint="default"/>
+        <w:sz w:val="20"/>
+      </w:rPr>
+    </w:lvl>
+  </w:abstractNum>
+  <w:abstractNum w:abstractNumId="32" w15:restartNumberingAfterBreak="0">
     <w:nsid w:val="7ECA5D78"/>
     <w:multiLevelType w:val="multilevel"/>
     <w:tmpl w:val="2A5EC098"/>
@@ -4283,46 +8954,103 @@
     </w:lvl>
   </w:abstractNum>
   <w:num w:numId="1" w16cid:durableId="1438284696">
-    <w:abstractNumId w:val="6"/>
+    <w:abstractNumId w:val="12"/>
   </w:num>
   <w:num w:numId="2" w16cid:durableId="138543320">
+    <w:abstractNumId w:val="23"/>
+  </w:num>
+  <w:num w:numId="3" w16cid:durableId="1343625326">
+    <w:abstractNumId w:val="30"/>
+  </w:num>
+  <w:num w:numId="4" w16cid:durableId="688877145">
+    <w:abstractNumId w:val="28"/>
+  </w:num>
+  <w:num w:numId="5" w16cid:durableId="2062090419">
     <w:abstractNumId w:val="9"/>
   </w:num>
-  <w:num w:numId="3" w16cid:durableId="1343625326">
-    <w:abstractNumId w:val="12"/>
-  </w:num>
-  <w:num w:numId="4" w16cid:durableId="688877145">
-    <w:abstractNumId w:val="11"/>
-  </w:num>
-  <w:num w:numId="5" w16cid:durableId="2062090419">
-    <w:abstractNumId w:val="4"/>
-  </w:num>
   <w:num w:numId="6" w16cid:durableId="334964995">
-    <w:abstractNumId w:val="2"/>
+    <w:abstractNumId w:val="5"/>
   </w:num>
   <w:num w:numId="7" w16cid:durableId="292949026">
     <w:abstractNumId w:val="0"/>
   </w:num>
   <w:num w:numId="8" w16cid:durableId="909265548">
+    <w:abstractNumId w:val="4"/>
+  </w:num>
+  <w:num w:numId="9" w16cid:durableId="1844739730">
+    <w:abstractNumId w:val="8"/>
+  </w:num>
+  <w:num w:numId="10" w16cid:durableId="398525177">
+    <w:abstractNumId w:val="32"/>
+  </w:num>
+  <w:num w:numId="11" w16cid:durableId="1320187323">
+    <w:abstractNumId w:val="15"/>
+  </w:num>
+  <w:num w:numId="12" w16cid:durableId="830020132">
+    <w:abstractNumId w:val="16"/>
+  </w:num>
+  <w:num w:numId="13" w16cid:durableId="559902302">
+    <w:abstractNumId w:val="10"/>
+  </w:num>
+  <w:num w:numId="14" w16cid:durableId="516771725">
+    <w:abstractNumId w:val="24"/>
+  </w:num>
+  <w:num w:numId="15" w16cid:durableId="367147209">
+    <w:abstractNumId w:val="26"/>
+  </w:num>
+  <w:num w:numId="16" w16cid:durableId="1308703821">
+    <w:abstractNumId w:val="14"/>
+  </w:num>
+  <w:num w:numId="17" w16cid:durableId="469830775">
+    <w:abstractNumId w:val="6"/>
+  </w:num>
+  <w:num w:numId="18" w16cid:durableId="968897999">
+    <w:abstractNumId w:val="29"/>
+  </w:num>
+  <w:num w:numId="19" w16cid:durableId="196041174">
+    <w:abstractNumId w:val="3"/>
+  </w:num>
+  <w:num w:numId="20" w16cid:durableId="1298414722">
+    <w:abstractNumId w:val="17"/>
+  </w:num>
+  <w:num w:numId="21" w16cid:durableId="1243488697">
     <w:abstractNumId w:val="1"/>
   </w:num>
-  <w:num w:numId="9" w16cid:durableId="1844739730">
-    <w:abstractNumId w:val="3"/>
+  <w:num w:numId="22" w16cid:durableId="772742777">
+    <w:abstractNumId w:val="31"/>
   </w:num>
-  <w:num w:numId="10" w16cid:durableId="398525177">
+  <w:num w:numId="23" w16cid:durableId="1348093567">
+    <w:abstractNumId w:val="19"/>
+  </w:num>
+  <w:num w:numId="24" w16cid:durableId="227155528">
     <w:abstractNumId w:val="13"/>
   </w:num>
-  <w:num w:numId="11" w16cid:durableId="1320187323">
+  <w:num w:numId="25" w16cid:durableId="1534416633">
+    <w:abstractNumId w:val="27"/>
+  </w:num>
+  <w:num w:numId="26" w16cid:durableId="665092075">
+    <w:abstractNumId w:val="22"/>
+  </w:num>
+  <w:num w:numId="27" w16cid:durableId="1298759219">
+    <w:abstractNumId w:val="11"/>
+  </w:num>
+  <w:num w:numId="28" w16cid:durableId="1145774673">
+    <w:abstractNumId w:val="20"/>
+  </w:num>
+  <w:num w:numId="29" w16cid:durableId="407926051">
+    <w:abstractNumId w:val="18"/>
+  </w:num>
+  <w:num w:numId="30" w16cid:durableId="1848711858">
     <w:abstractNumId w:val="7"/>
   </w:num>
-  <w:num w:numId="12" w16cid:durableId="830020132">
-    <w:abstractNumId w:val="8"/>
+  <w:num w:numId="31" w16cid:durableId="1277297740">
+    <w:abstractNumId w:val="25"/>
   </w:num>
-  <w:num w:numId="13" w16cid:durableId="559902302">
-    <w:abstractNumId w:val="5"/>
+  <w:num w:numId="32" w16cid:durableId="1826505016">
+    <w:abstractNumId w:val="2"/>
   </w:num>
-  <w:num w:numId="14" w16cid:durableId="516771725">
-    <w:abstractNumId w:val="10"/>
+  <w:num w:numId="33" w16cid:durableId="2034112233">
+    <w:abstractNumId w:val="21"/>
   </w:num>
 </w:numbering>
 </file>
